--- a/lessons/5-6/readiness/practice.docx
+++ b/lessons/5-6/readiness/practice.docx
@@ -86,7 +86,1259 @@
     </w:p>
     <w:p>
       <w:pPr>
-        <w:spacing w:after="120" w:before="0"/>
+        <w:spacing w:after="60" w:before="120"/>
+      </w:pPr>
+      <w:r>
+        <w:rPr>
+          <w:b/>
+          <w:bCs/>
+          <w:color w:val="0F2B3C"/>
+          <w:sz w:val="24"/>
+          <w:szCs w:val="24"/>
+        </w:rPr>
+        <w:t xml:space="preserve">Vocabulary Anchor Box</w:t>
+      </w:r>
+    </w:p>
+    <w:tbl>
+      <w:tblPr>
+        <w:tblW w:type="dxa" w:w="9360"/>
+        <w:tblBorders>
+          <w:top w:val="single" w:color="C7D2DD" w:sz="6"/>
+          <w:left w:val="single" w:color="C7D2DD" w:sz="6"/>
+          <w:bottom w:val="single" w:color="C7D2DD" w:sz="6"/>
+          <w:right w:val="single" w:color="C7D2DD" w:sz="6"/>
+          <w:insideH w:val="single" w:color="C7D2DD" w:sz="6"/>
+          <w:insideV w:val="single" w:color="C7D2DD" w:sz="6"/>
+        </w:tblBorders>
+      </w:tblPr>
+      <w:tblGrid>
+        <w:gridCol w:w="1800"/>
+        <w:gridCol w:w="3160"/>
+        <w:gridCol w:w="2200"/>
+        <w:gridCol w:w="2200"/>
+      </w:tblGrid>
+      <w:tr>
+        <w:trPr>
+          <w:cantSplit/>
+          <w:tblHeader/>
+        </w:trPr>
+        <w:tc>
+          <w:tcPr>
+            <w:tcW w:type="dxa" w:w="1800"/>
+            <w:shd w:fill="EEF4F8" w:color="auto" w:val="clear"/>
+            <w:tcMar>
+              <w:top w:type="dxa" w:w="60"/>
+              <w:left w:type="dxa" w:w="100"/>
+              <w:bottom w:type="dxa" w:w="60"/>
+              <w:right w:type="dxa" w:w="100"/>
+            </w:tcMar>
+          </w:tcPr>
+          <w:p>
+            <w:pPr>
+              <w:spacing w:after="0" w:before="0"/>
+            </w:pPr>
+            <w:r>
+              <w:rPr>
+                <w:b/>
+                <w:bCs/>
+                <w:color w:val="0F2B3C"/>
+                <w:sz w:val="18"/>
+                <w:szCs w:val="18"/>
+              </w:rPr>
+              <w:t xml:space="preserve">Concept Term</w:t>
+            </w:r>
+          </w:p>
+        </w:tc>
+        <w:tc>
+          <w:tcPr>
+            <w:tcW w:type="dxa" w:w="3160"/>
+            <w:shd w:fill="EEF4F8" w:color="auto" w:val="clear"/>
+            <w:tcMar>
+              <w:top w:type="dxa" w:w="60"/>
+              <w:left w:type="dxa" w:w="100"/>
+              <w:bottom w:type="dxa" w:w="60"/>
+              <w:right w:type="dxa" w:w="100"/>
+            </w:tcMar>
+          </w:tcPr>
+          <w:p>
+            <w:pPr>
+              <w:spacing w:after="0" w:before="0"/>
+            </w:pPr>
+            <w:r>
+              <w:rPr>
+                <w:b/>
+                <w:bCs/>
+                <w:color w:val="0F2B3C"/>
+                <w:sz w:val="18"/>
+                <w:szCs w:val="18"/>
+              </w:rPr>
+              <w:t xml:space="preserve">Student-Friendly Definition</w:t>
+            </w:r>
+          </w:p>
+        </w:tc>
+        <w:tc>
+          <w:tcPr>
+            <w:tcW w:type="dxa" w:w="2200"/>
+            <w:shd w:fill="EEF4F8" w:color="auto" w:val="clear"/>
+            <w:tcMar>
+              <w:top w:type="dxa" w:w="60"/>
+              <w:left w:type="dxa" w:w="100"/>
+              <w:bottom w:type="dxa" w:w="60"/>
+              <w:right w:type="dxa" w:w="100"/>
+            </w:tcMar>
+          </w:tcPr>
+          <w:p>
+            <w:pPr>
+              <w:spacing w:after="0" w:before="0"/>
+            </w:pPr>
+            <w:r>
+              <w:rPr>
+                <w:b/>
+                <w:bCs/>
+                <w:color w:val="0F2B3C"/>
+                <w:sz w:val="18"/>
+                <w:szCs w:val="18"/>
+              </w:rPr>
+              <w:t xml:space="preserve">Non-Example</w:t>
+            </w:r>
+          </w:p>
+        </w:tc>
+        <w:tc>
+          <w:tcPr>
+            <w:tcW w:type="dxa" w:w="2200"/>
+            <w:shd w:fill="EEF4F8" w:color="auto" w:val="clear"/>
+            <w:tcMar>
+              <w:top w:type="dxa" w:w="60"/>
+              <w:left w:type="dxa" w:w="100"/>
+              <w:bottom w:type="dxa" w:w="60"/>
+              <w:right w:type="dxa" w:w="100"/>
+            </w:tcMar>
+          </w:tcPr>
+          <w:p>
+            <w:pPr>
+              <w:spacing w:after="0" w:before="0"/>
+            </w:pPr>
+            <w:r>
+              <w:rPr>
+                <w:b/>
+                <w:bCs/>
+                <w:color w:val="0F2B3C"/>
+                <w:sz w:val="18"/>
+                <w:szCs w:val="18"/>
+              </w:rPr>
+              <w:t xml:space="preserve">Visual Clue</w:t>
+            </w:r>
+          </w:p>
+        </w:tc>
+      </w:tr>
+      <w:tr>
+        <w:trPr>
+          <w:cantSplit/>
+        </w:trPr>
+        <w:tc>
+          <w:tcPr>
+            <w:tcW w:type="dxa" w:w="1800"/>
+            <w:tcMar>
+              <w:top w:type="dxa" w:w="60"/>
+              <w:left w:type="dxa" w:w="100"/>
+              <w:bottom w:type="dxa" w:w="60"/>
+              <w:right w:type="dxa" w:w="100"/>
+            </w:tcMar>
+            <w:vAlign w:val="top"/>
+          </w:tcPr>
+          <w:p>
+            <w:pPr>
+              <w:spacing w:after="20" w:before="0"/>
+            </w:pPr>
+            <w:r>
+              <w:rPr>
+                <w:b/>
+                <w:bCs/>
+                <w:color w:val="0F2B3C"/>
+                <w:sz w:val="20"/>
+                <w:szCs w:val="20"/>
+              </w:rPr>
+              <w:t xml:space="preserve">Surface Area Using Nets</w:t>
+            </w:r>
+          </w:p>
+          <w:p>
+            <w:pPr>
+              <w:spacing w:after="0" w:before="0"/>
+            </w:pPr>
+            <w:r>
+              <w:rPr>
+                <w:i/>
+                <w:iCs/>
+                <w:color w:val="5E6E7E"/>
+                <w:sz w:val="18"/>
+                <w:szCs w:val="18"/>
+              </w:rPr>
+              <w:t xml:space="preserve">Área de superficie usando redes</w:t>
+            </w:r>
+          </w:p>
+        </w:tc>
+        <w:tc>
+          <w:tcPr>
+            <w:tcW w:type="dxa" w:w="3160"/>
+            <w:tcMar>
+              <w:top w:type="dxa" w:w="60"/>
+              <w:left w:type="dxa" w:w="100"/>
+              <w:bottom w:type="dxa" w:w="60"/>
+              <w:right w:type="dxa" w:w="100"/>
+            </w:tcMar>
+            <w:vAlign w:val="top"/>
+          </w:tcPr>
+          <w:p>
+            <w:pPr>
+              <w:spacing w:after="0" w:before="0"/>
+            </w:pPr>
+            <w:r>
+              <w:rPr>
+                <w:sz w:val="19"/>
+                <w:szCs w:val="19"/>
+              </w:rPr>
+              <w:t xml:space="preserve">The total area of all the faces of a solid. A net unfolds the solid flat so you can see every face and add their areas.</w:t>
+            </w:r>
+          </w:p>
+        </w:tc>
+        <w:tc>
+          <w:tcPr>
+            <w:tcW w:type="dxa" w:w="2200"/>
+            <w:tcMar>
+              <w:top w:type="dxa" w:w="60"/>
+              <w:left w:type="dxa" w:w="100"/>
+              <w:bottom w:type="dxa" w:w="60"/>
+              <w:right w:type="dxa" w:w="100"/>
+            </w:tcMar>
+            <w:vAlign w:val="top"/>
+          </w:tcPr>
+          <w:p>
+            <w:pPr>
+              <w:spacing w:after="30" w:before="0"/>
+            </w:pPr>
+            <w:r>
+              <w:rPr>
+                <w:i/>
+                <w:iCs/>
+                <w:color w:val="5E6E7E"/>
+                <w:sz w:val="18"/>
+                <w:szCs w:val="18"/>
+              </w:rPr>
+              <w:t xml:space="preserve">Not Surface Area Using Nets: write a counter-example that does not fit the rule.</w:t>
+            </w:r>
+          </w:p>
+          <w:p>
+            <w:pPr>
+              <w:spacing w:after="50" w:before="0"/>
+            </w:pPr>
+            <w:r>
+              <w:rPr>
+                <w:color w:val="BBBBBB"/>
+                <w:sz w:val="18"/>
+                <w:szCs w:val="18"/>
+              </w:rPr>
+              <w:t xml:space="preserve">____________________________</w:t>
+            </w:r>
+          </w:p>
+        </w:tc>
+        <w:tc>
+          <w:tcPr>
+            <w:tcW w:type="dxa" w:w="2200"/>
+            <w:tcMar>
+              <w:top w:type="dxa" w:w="60"/>
+              <w:left w:type="dxa" w:w="100"/>
+              <w:bottom w:type="dxa" w:w="60"/>
+              <w:right w:type="dxa" w:w="100"/>
+            </w:tcMar>
+            <w:vAlign w:val="top"/>
+          </w:tcPr>
+          <w:p>
+            <w:pPr>
+              <w:spacing w:after="0" w:before="0"/>
+            </w:pPr>
+            <w:r>
+              <w:rPr>
+                <w:i/>
+                <w:iCs/>
+                <w:color w:val="5E6E7E"/>
+                <w:sz w:val="18"/>
+                <w:szCs w:val="18"/>
+              </w:rPr>
+              <w:t xml:space="preserve">A box with 6 faces: 2(8×5) + 2(8×3) + 2(5×3) = 158 square units</w:t>
+            </w:r>
+          </w:p>
+        </w:tc>
+      </w:tr>
+      <w:tr>
+        <w:trPr>
+          <w:cantSplit/>
+        </w:trPr>
+        <w:tc>
+          <w:tcPr>
+            <w:tcW w:type="dxa" w:w="1800"/>
+            <w:tcMar>
+              <w:top w:type="dxa" w:w="60"/>
+              <w:left w:type="dxa" w:w="100"/>
+              <w:bottom w:type="dxa" w:w="60"/>
+              <w:right w:type="dxa" w:w="100"/>
+            </w:tcMar>
+            <w:vAlign w:val="top"/>
+          </w:tcPr>
+          <w:p>
+            <w:pPr>
+              <w:spacing w:after="20" w:before="0"/>
+            </w:pPr>
+            <w:r>
+              <w:rPr>
+                <w:b/>
+                <w:bCs/>
+                <w:color w:val="0F2B3C"/>
+                <w:sz w:val="20"/>
+                <w:szCs w:val="20"/>
+              </w:rPr>
+              <w:t xml:space="preserve">Surface area</w:t>
+            </w:r>
+          </w:p>
+          <w:p>
+            <w:pPr>
+              <w:spacing w:after="0" w:before="0"/>
+            </w:pPr>
+            <w:r>
+              <w:rPr>
+                <w:i/>
+                <w:iCs/>
+                <w:color w:val="5E6E7E"/>
+                <w:sz w:val="18"/>
+                <w:szCs w:val="18"/>
+              </w:rPr>
+              <w:t xml:space="preserve">Área de superficie</w:t>
+            </w:r>
+          </w:p>
+        </w:tc>
+        <w:tc>
+          <w:tcPr>
+            <w:tcW w:type="dxa" w:w="3160"/>
+            <w:tcMar>
+              <w:top w:type="dxa" w:w="60"/>
+              <w:left w:type="dxa" w:w="100"/>
+              <w:bottom w:type="dxa" w:w="60"/>
+              <w:right w:type="dxa" w:w="100"/>
+            </w:tcMar>
+            <w:vAlign w:val="top"/>
+          </w:tcPr>
+          <w:p>
+            <w:pPr>
+              <w:spacing w:after="0" w:before="0"/>
+            </w:pPr>
+            <w:r>
+              <w:rPr>
+                <w:sz w:val="19"/>
+                <w:szCs w:val="19"/>
+              </w:rPr>
+              <w:t xml:space="preserve">The total area of all the flat sides of a solid.</w:t>
+            </w:r>
+          </w:p>
+        </w:tc>
+        <w:tc>
+          <w:tcPr>
+            <w:tcW w:type="dxa" w:w="2200"/>
+            <w:tcMar>
+              <w:top w:type="dxa" w:w="60"/>
+              <w:left w:type="dxa" w:w="100"/>
+              <w:bottom w:type="dxa" w:w="60"/>
+              <w:right w:type="dxa" w:w="100"/>
+            </w:tcMar>
+            <w:vAlign w:val="top"/>
+          </w:tcPr>
+          <w:p>
+            <w:pPr>
+              <w:spacing w:after="30" w:before="0"/>
+            </w:pPr>
+            <w:r>
+              <w:rPr>
+                <w:i/>
+                <w:iCs/>
+                <w:color w:val="5E6E7E"/>
+                <w:sz w:val="18"/>
+                <w:szCs w:val="18"/>
+              </w:rPr>
+              <w:t xml:space="preserve">Not Surface area: write a counter-example that does not fit the rule.</w:t>
+            </w:r>
+          </w:p>
+          <w:p>
+            <w:pPr>
+              <w:spacing w:after="50" w:before="0"/>
+            </w:pPr>
+            <w:r>
+              <w:rPr>
+                <w:color w:val="BBBBBB"/>
+                <w:sz w:val="18"/>
+                <w:szCs w:val="18"/>
+              </w:rPr>
+              <w:t xml:space="preserve">____________________________</w:t>
+            </w:r>
+          </w:p>
+        </w:tc>
+        <w:tc>
+          <w:tcPr>
+            <w:tcW w:type="dxa" w:w="2200"/>
+            <w:tcMar>
+              <w:top w:type="dxa" w:w="60"/>
+              <w:left w:type="dxa" w:w="100"/>
+              <w:bottom w:type="dxa" w:w="60"/>
+              <w:right w:type="dxa" w:w="100"/>
+            </w:tcMar>
+            <w:vAlign w:val="top"/>
+          </w:tcPr>
+          <w:p>
+            <w:pPr>
+              <w:spacing w:after="0" w:before="0"/>
+            </w:pPr>
+            <w:r>
+              <w:rPr>
+                <w:i/>
+                <w:iCs/>
+                <w:color w:val="5E6E7E"/>
+                <w:sz w:val="18"/>
+                <w:szCs w:val="18"/>
+              </w:rPr>
+              <w:t xml:space="preserve">A box 6 × 4 × 2: SA = 2(24) + 2(12) + 2(8) = 88 in² — like wrapping paper needed</w:t>
+            </w:r>
+          </w:p>
+        </w:tc>
+      </w:tr>
+      <w:tr>
+        <w:trPr>
+          <w:cantSplit/>
+        </w:trPr>
+        <w:tc>
+          <w:tcPr>
+            <w:tcW w:type="dxa" w:w="1800"/>
+            <w:tcMar>
+              <w:top w:type="dxa" w:w="60"/>
+              <w:left w:type="dxa" w:w="100"/>
+              <w:bottom w:type="dxa" w:w="60"/>
+              <w:right w:type="dxa" w:w="100"/>
+            </w:tcMar>
+            <w:vAlign w:val="top"/>
+          </w:tcPr>
+          <w:p>
+            <w:pPr>
+              <w:spacing w:after="20" w:before="0"/>
+            </w:pPr>
+            <w:r>
+              <w:rPr>
+                <w:b/>
+                <w:bCs/>
+                <w:color w:val="0F2B3C"/>
+                <w:sz w:val="20"/>
+                <w:szCs w:val="20"/>
+              </w:rPr>
+              <w:t xml:space="preserve">Net</w:t>
+            </w:r>
+          </w:p>
+          <w:p>
+            <w:pPr>
+              <w:spacing w:after="0" w:before="0"/>
+            </w:pPr>
+            <w:r>
+              <w:rPr>
+                <w:i/>
+                <w:iCs/>
+                <w:color w:val="5E6E7E"/>
+                <w:sz w:val="18"/>
+                <w:szCs w:val="18"/>
+              </w:rPr>
+              <w:t xml:space="preserve">Plantilla (desarrollo plano)</w:t>
+            </w:r>
+          </w:p>
+        </w:tc>
+        <w:tc>
+          <w:tcPr>
+            <w:tcW w:type="dxa" w:w="3160"/>
+            <w:tcMar>
+              <w:top w:type="dxa" w:w="60"/>
+              <w:left w:type="dxa" w:w="100"/>
+              <w:bottom w:type="dxa" w:w="60"/>
+              <w:right w:type="dxa" w:w="100"/>
+            </w:tcMar>
+            <w:vAlign w:val="top"/>
+          </w:tcPr>
+          <w:p>
+            <w:pPr>
+              <w:spacing w:after="0" w:before="0"/>
+            </w:pPr>
+            <w:r>
+              <w:rPr>
+                <w:sz w:val="19"/>
+                <w:szCs w:val="19"/>
+              </w:rPr>
+              <w:t xml:space="preserve">A flat shape that folds up into a solid.</w:t>
+            </w:r>
+          </w:p>
+        </w:tc>
+        <w:tc>
+          <w:tcPr>
+            <w:tcW w:type="dxa" w:w="2200"/>
+            <w:tcMar>
+              <w:top w:type="dxa" w:w="60"/>
+              <w:left w:type="dxa" w:w="100"/>
+              <w:bottom w:type="dxa" w:w="60"/>
+              <w:right w:type="dxa" w:w="100"/>
+            </w:tcMar>
+            <w:vAlign w:val="top"/>
+          </w:tcPr>
+          <w:p>
+            <w:pPr>
+              <w:spacing w:after="30" w:before="0"/>
+            </w:pPr>
+            <w:r>
+              <w:rPr>
+                <w:i/>
+                <w:iCs/>
+                <w:color w:val="5E6E7E"/>
+                <w:sz w:val="18"/>
+                <w:szCs w:val="18"/>
+              </w:rPr>
+              <w:t xml:space="preserve">Not Net: write a counter-example that does not fit the rule.</w:t>
+            </w:r>
+          </w:p>
+          <w:p>
+            <w:pPr>
+              <w:spacing w:after="50" w:before="0"/>
+            </w:pPr>
+            <w:r>
+              <w:rPr>
+                <w:color w:val="BBBBBB"/>
+                <w:sz w:val="18"/>
+                <w:szCs w:val="18"/>
+              </w:rPr>
+              <w:t xml:space="preserve">____________________________</w:t>
+            </w:r>
+          </w:p>
+        </w:tc>
+        <w:tc>
+          <w:tcPr>
+            <w:tcW w:type="dxa" w:w="2200"/>
+            <w:tcMar>
+              <w:top w:type="dxa" w:w="60"/>
+              <w:left w:type="dxa" w:w="100"/>
+              <w:bottom w:type="dxa" w:w="60"/>
+              <w:right w:type="dxa" w:w="100"/>
+            </w:tcMar>
+            <w:vAlign w:val="top"/>
+          </w:tcPr>
+          <w:p>
+            <w:pPr>
+              <w:spacing w:after="0" w:before="0"/>
+            </w:pPr>
+            <w:r>
+              <w:rPr>
+                <w:i/>
+                <w:iCs/>
+                <w:color w:val="5E6E7E"/>
+                <w:sz w:val="18"/>
+                <w:szCs w:val="18"/>
+              </w:rPr>
+              <w:t xml:space="preserve">Cut along the edges of a cereal box and unfold it flat — you see all 6 faces</w:t>
+            </w:r>
+          </w:p>
+        </w:tc>
+      </w:tr>
+      <w:tr>
+        <w:trPr>
+          <w:cantSplit/>
+        </w:trPr>
+        <w:tc>
+          <w:tcPr>
+            <w:tcW w:type="dxa" w:w="1800"/>
+            <w:tcMar>
+              <w:top w:type="dxa" w:w="60"/>
+              <w:left w:type="dxa" w:w="100"/>
+              <w:bottom w:type="dxa" w:w="60"/>
+              <w:right w:type="dxa" w:w="100"/>
+            </w:tcMar>
+            <w:vAlign w:val="top"/>
+          </w:tcPr>
+          <w:p>
+            <w:pPr>
+              <w:spacing w:after="20" w:before="0"/>
+            </w:pPr>
+            <w:r>
+              <w:rPr>
+                <w:b/>
+                <w:bCs/>
+                <w:color w:val="0F2B3C"/>
+                <w:sz w:val="20"/>
+                <w:szCs w:val="20"/>
+              </w:rPr>
+              <w:t xml:space="preserve">Face</w:t>
+            </w:r>
+          </w:p>
+          <w:p>
+            <w:pPr>
+              <w:spacing w:after="0" w:before="0"/>
+            </w:pPr>
+            <w:r>
+              <w:rPr>
+                <w:i/>
+                <w:iCs/>
+                <w:color w:val="5E6E7E"/>
+                <w:sz w:val="18"/>
+                <w:szCs w:val="18"/>
+              </w:rPr>
+              <w:t xml:space="preserve">Cara</w:t>
+            </w:r>
+          </w:p>
+        </w:tc>
+        <w:tc>
+          <w:tcPr>
+            <w:tcW w:type="dxa" w:w="3160"/>
+            <w:tcMar>
+              <w:top w:type="dxa" w:w="60"/>
+              <w:left w:type="dxa" w:w="100"/>
+              <w:bottom w:type="dxa" w:w="60"/>
+              <w:right w:type="dxa" w:w="100"/>
+            </w:tcMar>
+            <w:vAlign w:val="top"/>
+          </w:tcPr>
+          <w:p>
+            <w:pPr>
+              <w:spacing w:after="0" w:before="0"/>
+            </w:pPr>
+            <w:r>
+              <w:rPr>
+                <w:sz w:val="19"/>
+                <w:szCs w:val="19"/>
+              </w:rPr>
+              <w:t xml:space="preserve">One flat side of a solid shape.</w:t>
+            </w:r>
+          </w:p>
+        </w:tc>
+        <w:tc>
+          <w:tcPr>
+            <w:tcW w:type="dxa" w:w="2200"/>
+            <w:tcMar>
+              <w:top w:type="dxa" w:w="60"/>
+              <w:left w:type="dxa" w:w="100"/>
+              <w:bottom w:type="dxa" w:w="60"/>
+              <w:right w:type="dxa" w:w="100"/>
+            </w:tcMar>
+            <w:vAlign w:val="top"/>
+          </w:tcPr>
+          <w:p>
+            <w:pPr>
+              <w:spacing w:after="30" w:before="0"/>
+            </w:pPr>
+            <w:r>
+              <w:rPr>
+                <w:i/>
+                <w:iCs/>
+                <w:color w:val="5E6E7E"/>
+                <w:sz w:val="18"/>
+                <w:szCs w:val="18"/>
+              </w:rPr>
+              <w:t xml:space="preserve">Not Face: write a counter-example that does not fit the rule.</w:t>
+            </w:r>
+          </w:p>
+          <w:p>
+            <w:pPr>
+              <w:spacing w:after="50" w:before="0"/>
+            </w:pPr>
+            <w:r>
+              <w:rPr>
+                <w:color w:val="BBBBBB"/>
+                <w:sz w:val="18"/>
+                <w:szCs w:val="18"/>
+              </w:rPr>
+              <w:t xml:space="preserve">____________________________</w:t>
+            </w:r>
+          </w:p>
+        </w:tc>
+        <w:tc>
+          <w:tcPr>
+            <w:tcW w:type="dxa" w:w="2200"/>
+            <w:tcMar>
+              <w:top w:type="dxa" w:w="60"/>
+              <w:left w:type="dxa" w:w="100"/>
+              <w:bottom w:type="dxa" w:w="60"/>
+              <w:right w:type="dxa" w:w="100"/>
+            </w:tcMar>
+            <w:vAlign w:val="top"/>
+          </w:tcPr>
+          <w:p>
+            <w:pPr>
+              <w:spacing w:after="0" w:before="0"/>
+            </w:pPr>
+            <w:r>
+              <w:rPr>
+                <w:i/>
+                <w:iCs/>
+                <w:color w:val="5E6E7E"/>
+                <w:sz w:val="18"/>
+                <w:szCs w:val="18"/>
+              </w:rPr>
+              <w:t xml:space="preserve">A rectangular prism has 6 faces: top, bottom, front, back, left, right</w:t>
+            </w:r>
+          </w:p>
+        </w:tc>
+      </w:tr>
+      <w:tr>
+        <w:trPr>
+          <w:cantSplit/>
+        </w:trPr>
+        <w:tc>
+          <w:tcPr>
+            <w:tcW w:type="dxa" w:w="1800"/>
+            <w:tcMar>
+              <w:top w:type="dxa" w:w="60"/>
+              <w:left w:type="dxa" w:w="100"/>
+              <w:bottom w:type="dxa" w:w="60"/>
+              <w:right w:type="dxa" w:w="100"/>
+            </w:tcMar>
+            <w:vAlign w:val="top"/>
+          </w:tcPr>
+          <w:p>
+            <w:pPr>
+              <w:spacing w:after="20" w:before="0"/>
+            </w:pPr>
+            <w:r>
+              <w:rPr>
+                <w:b/>
+                <w:bCs/>
+                <w:color w:val="0F2B3C"/>
+                <w:sz w:val="20"/>
+                <w:szCs w:val="20"/>
+              </w:rPr>
+              <w:t xml:space="preserve">Two-dimensional</w:t>
+            </w:r>
+          </w:p>
+          <w:p>
+            <w:pPr>
+              <w:spacing w:after="0" w:before="0"/>
+            </w:pPr>
+            <w:r>
+              <w:rPr>
+                <w:i/>
+                <w:iCs/>
+                <w:color w:val="5E6E7E"/>
+                <w:sz w:val="18"/>
+                <w:szCs w:val="18"/>
+              </w:rPr>
+              <w:t xml:space="preserve">Bidimensional</w:t>
+            </w:r>
+          </w:p>
+        </w:tc>
+        <w:tc>
+          <w:tcPr>
+            <w:tcW w:type="dxa" w:w="3160"/>
+            <w:tcMar>
+              <w:top w:type="dxa" w:w="60"/>
+              <w:left w:type="dxa" w:w="100"/>
+              <w:bottom w:type="dxa" w:w="60"/>
+              <w:right w:type="dxa" w:w="100"/>
+            </w:tcMar>
+            <w:vAlign w:val="top"/>
+          </w:tcPr>
+          <w:p>
+            <w:pPr>
+              <w:spacing w:after="0" w:before="0"/>
+            </w:pPr>
+            <w:r>
+              <w:rPr>
+                <w:sz w:val="19"/>
+                <w:szCs w:val="19"/>
+              </w:rPr>
+              <w:t xml:space="preserve">A flat shape with length and width, but no thickness.</w:t>
+            </w:r>
+          </w:p>
+        </w:tc>
+        <w:tc>
+          <w:tcPr>
+            <w:tcW w:type="dxa" w:w="2200"/>
+            <w:tcMar>
+              <w:top w:type="dxa" w:w="60"/>
+              <w:left w:type="dxa" w:w="100"/>
+              <w:bottom w:type="dxa" w:w="60"/>
+              <w:right w:type="dxa" w:w="100"/>
+            </w:tcMar>
+            <w:vAlign w:val="top"/>
+          </w:tcPr>
+          <w:p>
+            <w:pPr>
+              <w:spacing w:after="30" w:before="0"/>
+            </w:pPr>
+            <w:r>
+              <w:rPr>
+                <w:i/>
+                <w:iCs/>
+                <w:color w:val="5E6E7E"/>
+                <w:sz w:val="18"/>
+                <w:szCs w:val="18"/>
+              </w:rPr>
+              <w:t xml:space="preserve">Not Two-dimensional: write a counter-example that does not fit the rule.</w:t>
+            </w:r>
+          </w:p>
+          <w:p>
+            <w:pPr>
+              <w:spacing w:after="50" w:before="0"/>
+            </w:pPr>
+            <w:r>
+              <w:rPr>
+                <w:color w:val="BBBBBB"/>
+                <w:sz w:val="18"/>
+                <w:szCs w:val="18"/>
+              </w:rPr>
+              <w:t xml:space="preserve">____________________________</w:t>
+            </w:r>
+          </w:p>
+        </w:tc>
+        <w:tc>
+          <w:tcPr>
+            <w:tcW w:type="dxa" w:w="2200"/>
+            <w:tcMar>
+              <w:top w:type="dxa" w:w="60"/>
+              <w:left w:type="dxa" w:w="100"/>
+              <w:bottom w:type="dxa" w:w="60"/>
+              <w:right w:type="dxa" w:w="100"/>
+            </w:tcMar>
+            <w:vAlign w:val="top"/>
+          </w:tcPr>
+          <w:p>
+            <w:pPr>
+              <w:spacing w:after="0" w:before="0"/>
+            </w:pPr>
+            <w:r>
+              <w:rPr>
+                <w:i/>
+                <w:iCs/>
+                <w:color w:val="5E6E7E"/>
+                <w:sz w:val="18"/>
+                <w:szCs w:val="18"/>
+              </w:rPr>
+              <w:t xml:space="preserve">A rectangle drawn on paper is 2D — it has length and width but no depth</w:t>
+            </w:r>
+          </w:p>
+        </w:tc>
+      </w:tr>
+      <w:tr>
+        <w:trPr>
+          <w:cantSplit/>
+        </w:trPr>
+        <w:tc>
+          <w:tcPr>
+            <w:tcW w:type="dxa" w:w="1800"/>
+            <w:tcMar>
+              <w:top w:type="dxa" w:w="60"/>
+              <w:left w:type="dxa" w:w="100"/>
+              <w:bottom w:type="dxa" w:w="60"/>
+              <w:right w:type="dxa" w:w="100"/>
+            </w:tcMar>
+            <w:vAlign w:val="top"/>
+          </w:tcPr>
+          <w:p>
+            <w:pPr>
+              <w:spacing w:after="20" w:before="0"/>
+            </w:pPr>
+            <w:r>
+              <w:rPr>
+                <w:b/>
+                <w:bCs/>
+                <w:color w:val="0F2B3C"/>
+                <w:sz w:val="20"/>
+                <w:szCs w:val="20"/>
+              </w:rPr>
+              <w:t xml:space="preserve">Edge</w:t>
+            </w:r>
+          </w:p>
+          <w:p>
+            <w:pPr>
+              <w:spacing w:after="0" w:before="0"/>
+            </w:pPr>
+            <w:r>
+              <w:rPr>
+                <w:i/>
+                <w:iCs/>
+                <w:color w:val="5E6E7E"/>
+                <w:sz w:val="18"/>
+                <w:szCs w:val="18"/>
+              </w:rPr>
+              <w:t xml:space="preserve">Arista</w:t>
+            </w:r>
+          </w:p>
+        </w:tc>
+        <w:tc>
+          <w:tcPr>
+            <w:tcW w:type="dxa" w:w="3160"/>
+            <w:tcMar>
+              <w:top w:type="dxa" w:w="60"/>
+              <w:left w:type="dxa" w:w="100"/>
+              <w:bottom w:type="dxa" w:w="60"/>
+              <w:right w:type="dxa" w:w="100"/>
+            </w:tcMar>
+            <w:vAlign w:val="top"/>
+          </w:tcPr>
+          <w:p>
+            <w:pPr>
+              <w:spacing w:after="0" w:before="0"/>
+            </w:pPr>
+            <w:r>
+              <w:rPr>
+                <w:sz w:val="19"/>
+                <w:szCs w:val="19"/>
+              </w:rPr>
+              <w:t xml:space="preserve">The line where two flat sides of a solid meet.</w:t>
+            </w:r>
+          </w:p>
+        </w:tc>
+        <w:tc>
+          <w:tcPr>
+            <w:tcW w:type="dxa" w:w="2200"/>
+            <w:tcMar>
+              <w:top w:type="dxa" w:w="60"/>
+              <w:left w:type="dxa" w:w="100"/>
+              <w:bottom w:type="dxa" w:w="60"/>
+              <w:right w:type="dxa" w:w="100"/>
+            </w:tcMar>
+            <w:vAlign w:val="top"/>
+          </w:tcPr>
+          <w:p>
+            <w:pPr>
+              <w:spacing w:after="30" w:before="0"/>
+            </w:pPr>
+            <w:r>
+              <w:rPr>
+                <w:i/>
+                <w:iCs/>
+                <w:color w:val="5E6E7E"/>
+                <w:sz w:val="18"/>
+                <w:szCs w:val="18"/>
+              </w:rPr>
+              <w:t xml:space="preserve">Not Edge: write a counter-example that does not fit the rule.</w:t>
+            </w:r>
+          </w:p>
+          <w:p>
+            <w:pPr>
+              <w:spacing w:after="50" w:before="0"/>
+            </w:pPr>
+            <w:r>
+              <w:rPr>
+                <w:color w:val="BBBBBB"/>
+                <w:sz w:val="18"/>
+                <w:szCs w:val="18"/>
+              </w:rPr>
+              <w:t xml:space="preserve">____________________________</w:t>
+            </w:r>
+          </w:p>
+        </w:tc>
+        <w:tc>
+          <w:tcPr>
+            <w:tcW w:type="dxa" w:w="2200"/>
+            <w:tcMar>
+              <w:top w:type="dxa" w:w="60"/>
+              <w:left w:type="dxa" w:w="100"/>
+              <w:bottom w:type="dxa" w:w="60"/>
+              <w:right w:type="dxa" w:w="100"/>
+            </w:tcMar>
+            <w:vAlign w:val="top"/>
+          </w:tcPr>
+          <w:p>
+            <w:pPr>
+              <w:spacing w:after="0" w:before="0"/>
+            </w:pPr>
+            <w:r>
+              <w:rPr>
+                <w:i/>
+                <w:iCs/>
+                <w:color w:val="5E6E7E"/>
+                <w:sz w:val="18"/>
+                <w:szCs w:val="18"/>
+              </w:rPr>
+              <w:t xml:space="preserve">A cube has 12 edges — the lines where two flat faces connect</w:t>
+            </w:r>
+          </w:p>
+        </w:tc>
+      </w:tr>
+      <w:tr>
+        <w:trPr>
+          <w:cantSplit/>
+        </w:trPr>
+        <w:tc>
+          <w:tcPr>
+            <w:tcW w:type="dxa" w:w="1800"/>
+            <w:tcMar>
+              <w:top w:type="dxa" w:w="60"/>
+              <w:left w:type="dxa" w:w="100"/>
+              <w:bottom w:type="dxa" w:w="60"/>
+              <w:right w:type="dxa" w:w="100"/>
+            </w:tcMar>
+            <w:vAlign w:val="top"/>
+          </w:tcPr>
+          <w:p>
+            <w:pPr>
+              <w:spacing w:after="20" w:before="0"/>
+            </w:pPr>
+            <w:r>
+              <w:rPr>
+                <w:b/>
+                <w:bCs/>
+                <w:color w:val="0F2B3C"/>
+                <w:sz w:val="20"/>
+                <w:szCs w:val="20"/>
+              </w:rPr>
+              <w:t xml:space="preserve">Pyramid</w:t>
+            </w:r>
+          </w:p>
+          <w:p>
+            <w:pPr>
+              <w:spacing w:after="0" w:before="0"/>
+            </w:pPr>
+            <w:r>
+              <w:rPr>
+                <w:i/>
+                <w:iCs/>
+                <w:color w:val="5E6E7E"/>
+                <w:sz w:val="18"/>
+                <w:szCs w:val="18"/>
+              </w:rPr>
+              <w:t xml:space="preserve">Pirámide</w:t>
+            </w:r>
+          </w:p>
+        </w:tc>
+        <w:tc>
+          <w:tcPr>
+            <w:tcW w:type="dxa" w:w="3160"/>
+            <w:tcMar>
+              <w:top w:type="dxa" w:w="60"/>
+              <w:left w:type="dxa" w:w="100"/>
+              <w:bottom w:type="dxa" w:w="60"/>
+              <w:right w:type="dxa" w:w="100"/>
+            </w:tcMar>
+            <w:vAlign w:val="top"/>
+          </w:tcPr>
+          <w:p>
+            <w:pPr>
+              <w:spacing w:after="0" w:before="0"/>
+            </w:pPr>
+            <w:r>
+              <w:rPr>
+                <w:sz w:val="19"/>
+                <w:szCs w:val="19"/>
+              </w:rPr>
+              <w:t xml:space="preserve">A solid with one base and triangular sides that meet at a point.</w:t>
+            </w:r>
+          </w:p>
+        </w:tc>
+        <w:tc>
+          <w:tcPr>
+            <w:tcW w:type="dxa" w:w="2200"/>
+            <w:tcMar>
+              <w:top w:type="dxa" w:w="60"/>
+              <w:left w:type="dxa" w:w="100"/>
+              <w:bottom w:type="dxa" w:w="60"/>
+              <w:right w:type="dxa" w:w="100"/>
+            </w:tcMar>
+            <w:vAlign w:val="top"/>
+          </w:tcPr>
+          <w:p>
+            <w:pPr>
+              <w:spacing w:after="30" w:before="0"/>
+            </w:pPr>
+            <w:r>
+              <w:rPr>
+                <w:i/>
+                <w:iCs/>
+                <w:color w:val="5E6E7E"/>
+                <w:sz w:val="18"/>
+                <w:szCs w:val="18"/>
+              </w:rPr>
+              <w:t xml:space="preserve">Not Pyramid: write a counter-example that does not fit the rule.</w:t>
+            </w:r>
+          </w:p>
+          <w:p>
+            <w:pPr>
+              <w:spacing w:after="50" w:before="0"/>
+            </w:pPr>
+            <w:r>
+              <w:rPr>
+                <w:color w:val="BBBBBB"/>
+                <w:sz w:val="18"/>
+                <w:szCs w:val="18"/>
+              </w:rPr>
+              <w:t xml:space="preserve">____________________________</w:t>
+            </w:r>
+          </w:p>
+        </w:tc>
+        <w:tc>
+          <w:tcPr>
+            <w:tcW w:type="dxa" w:w="2200"/>
+            <w:tcMar>
+              <w:top w:type="dxa" w:w="60"/>
+              <w:left w:type="dxa" w:w="100"/>
+              <w:bottom w:type="dxa" w:w="60"/>
+              <w:right w:type="dxa" w:w="100"/>
+            </w:tcMar>
+            <w:vAlign w:val="top"/>
+          </w:tcPr>
+          <w:p>
+            <w:pPr>
+              <w:spacing w:after="0" w:before="0"/>
+            </w:pPr>
+            <w:r>
+              <w:rPr>
+                <w:i/>
+                <w:iCs/>
+                <w:color w:val="5E6E7E"/>
+                <w:sz w:val="18"/>
+                <w:szCs w:val="18"/>
+              </w:rPr>
+              <w:t xml:space="preserve">A square base with 4 triangles.</w:t>
+            </w:r>
+          </w:p>
+        </w:tc>
+      </w:tr>
+      <w:tr>
+        <w:trPr>
+          <w:cantSplit/>
+        </w:trPr>
+        <w:tc>
+          <w:tcPr>
+            <w:tcW w:type="dxa" w:w="1800"/>
+            <w:tcMar>
+              <w:top w:type="dxa" w:w="60"/>
+              <w:left w:type="dxa" w:w="100"/>
+              <w:bottom w:type="dxa" w:w="60"/>
+              <w:right w:type="dxa" w:w="100"/>
+            </w:tcMar>
+            <w:vAlign w:val="top"/>
+          </w:tcPr>
+          <w:p>
+            <w:pPr>
+              <w:spacing w:after="20" w:before="0"/>
+            </w:pPr>
+            <w:r>
+              <w:rPr>
+                <w:b/>
+                <w:bCs/>
+                <w:color w:val="0F2B3C"/>
+                <w:sz w:val="20"/>
+                <w:szCs w:val="20"/>
+              </w:rPr>
+              <w:t xml:space="preserve">Vertex</w:t>
+            </w:r>
+          </w:p>
+          <w:p>
+            <w:pPr>
+              <w:spacing w:after="0" w:before="0"/>
+            </w:pPr>
+            <w:r>
+              <w:rPr>
+                <w:i/>
+                <w:iCs/>
+                <w:color w:val="5E6E7E"/>
+                <w:sz w:val="18"/>
+                <w:szCs w:val="18"/>
+              </w:rPr>
+              <w:t xml:space="preserve">Vértice</w:t>
+            </w:r>
+          </w:p>
+        </w:tc>
+        <w:tc>
+          <w:tcPr>
+            <w:tcW w:type="dxa" w:w="3160"/>
+            <w:tcMar>
+              <w:top w:type="dxa" w:w="60"/>
+              <w:left w:type="dxa" w:w="100"/>
+              <w:bottom w:type="dxa" w:w="60"/>
+              <w:right w:type="dxa" w:w="100"/>
+            </w:tcMar>
+            <w:vAlign w:val="top"/>
+          </w:tcPr>
+          <w:p>
+            <w:pPr>
+              <w:spacing w:after="0" w:before="0"/>
+            </w:pPr>
+            <w:r>
+              <w:rPr>
+                <w:sz w:val="19"/>
+                <w:szCs w:val="19"/>
+              </w:rPr>
+              <w:t xml:space="preserve">A corner point where edges meet.</w:t>
+            </w:r>
+          </w:p>
+        </w:tc>
+        <w:tc>
+          <w:tcPr>
+            <w:tcW w:type="dxa" w:w="2200"/>
+            <w:tcMar>
+              <w:top w:type="dxa" w:w="60"/>
+              <w:left w:type="dxa" w:w="100"/>
+              <w:bottom w:type="dxa" w:w="60"/>
+              <w:right w:type="dxa" w:w="100"/>
+            </w:tcMar>
+            <w:vAlign w:val="top"/>
+          </w:tcPr>
+          <w:p>
+            <w:pPr>
+              <w:spacing w:after="30" w:before="0"/>
+            </w:pPr>
+            <w:r>
+              <w:rPr>
+                <w:i/>
+                <w:iCs/>
+                <w:color w:val="5E6E7E"/>
+                <w:sz w:val="18"/>
+                <w:szCs w:val="18"/>
+              </w:rPr>
+              <w:t xml:space="preserve">Not Vertex: write a counter-example that does not fit the rule.</w:t>
+            </w:r>
+          </w:p>
+          <w:p>
+            <w:pPr>
+              <w:spacing w:after="50" w:before="0"/>
+            </w:pPr>
+            <w:r>
+              <w:rPr>
+                <w:color w:val="BBBBBB"/>
+                <w:sz w:val="18"/>
+                <w:szCs w:val="18"/>
+              </w:rPr>
+              <w:t xml:space="preserve">____________________________</w:t>
+            </w:r>
+          </w:p>
+        </w:tc>
+        <w:tc>
+          <w:tcPr>
+            <w:tcW w:type="dxa" w:w="2200"/>
+            <w:tcMar>
+              <w:top w:type="dxa" w:w="60"/>
+              <w:left w:type="dxa" w:w="100"/>
+              <w:bottom w:type="dxa" w:w="60"/>
+              <w:right w:type="dxa" w:w="100"/>
+            </w:tcMar>
+            <w:vAlign w:val="top"/>
+          </w:tcPr>
+          <w:p>
+            <w:pPr>
+              <w:spacing w:after="0" w:before="0"/>
+            </w:pPr>
+            <w:r>
+              <w:rPr>
+                <w:i/>
+                <w:iCs/>
+                <w:color w:val="5E6E7E"/>
+                <w:sz w:val="18"/>
+                <w:szCs w:val="18"/>
+              </w:rPr>
+              <w:t xml:space="preserve">A cube has 8 vertices.</w:t>
+            </w:r>
+          </w:p>
+        </w:tc>
+      </w:tr>
+    </w:tbl>
+    <w:p>
+      <w:pPr>
+        <w:spacing w:after="120" w:before="140"/>
       </w:pPr>
       <w:r>
         <w:rPr>
@@ -127,73 +1379,922 @@
         <w:t xml:space="preserve">Find one rectangle's area, then add a couple.</w:t>
       </w:r>
     </w:p>
-    <w:p>
-      <w:pPr>
-        <w:spacing w:after="40" w:before="0"/>
-      </w:pPr>
-      <w:r>
-        <w:rPr>
-          <w:sz w:val="22"/>
-          <w:szCs w:val="22"/>
-        </w:rPr>
-        <w:t xml:space="preserve">1.  Area of a 3 × 2 rectangle = ___</w:t>
-      </w:r>
-    </w:p>
-    <w:p>
-      <w:pPr>
-        <w:spacing w:after="80" w:before="0"/>
-      </w:pPr>
-      <w:r>
-        <w:rPr>
-          <w:color w:val="BBBBBB"/>
-        </w:rPr>
-        <w:t xml:space="preserve">____________________________________________________</w:t>
-      </w:r>
-    </w:p>
-    <w:p>
-      <w:pPr>
-        <w:spacing w:after="40" w:before="0"/>
-      </w:pPr>
-      <w:r>
-        <w:rPr>
-          <w:sz w:val="22"/>
-          <w:szCs w:val="22"/>
-        </w:rPr>
-        <w:t xml:space="preserve">2.  Add two faces: 6 + 6 = ___</w:t>
-      </w:r>
-    </w:p>
-    <w:p>
-      <w:pPr>
-        <w:spacing w:after="80" w:before="0"/>
-      </w:pPr>
-      <w:r>
-        <w:rPr>
-          <w:color w:val="BBBBBB"/>
-        </w:rPr>
-        <w:t xml:space="preserve">____________________________________________________</w:t>
-      </w:r>
-    </w:p>
-    <w:p>
-      <w:pPr>
-        <w:spacing w:after="40" w:before="0"/>
-      </w:pPr>
-      <w:r>
-        <w:rPr>
-          <w:sz w:val="22"/>
-          <w:szCs w:val="22"/>
-        </w:rPr>
-        <w:t xml:space="preserve">3.  Add a third face: 12 + 4 = ___</w:t>
-      </w:r>
-    </w:p>
-    <w:p>
-      <w:pPr>
-        <w:spacing w:after="80" w:before="0"/>
-      </w:pPr>
-      <w:r>
-        <w:rPr>
-          <w:color w:val="BBBBBB"/>
-        </w:rPr>
-        <w:t xml:space="preserve">____________________________________________________</w:t>
+    <w:tbl>
+      <w:tblPr>
+        <w:tblW w:type="dxa" w:w="9360"/>
+        <w:tblBorders>
+          <w:top w:val="single" w:color="C7D2DD" w:sz="6"/>
+          <w:left w:val="single" w:color="C7D2DD" w:sz="6"/>
+          <w:bottom w:val="single" w:color="C7D2DD" w:sz="6"/>
+          <w:right w:val="single" w:color="C7D2DD" w:sz="6"/>
+          <w:insideH w:val="single" w:color="C7D2DD" w:sz="6"/>
+          <w:insideV w:val="single" w:color="C7D2DD" w:sz="6"/>
+        </w:tblBorders>
+      </w:tblPr>
+      <w:tblGrid>
+        <w:gridCol w:w="2800"/>
+        <w:gridCol w:w="3560"/>
+        <w:gridCol w:w="3000"/>
+      </w:tblGrid>
+      <w:tr>
+        <w:trPr>
+          <w:cantSplit/>
+          <w:tblHeader/>
+        </w:trPr>
+        <w:tc>
+          <w:tcPr>
+            <w:tcW w:type="dxa" w:w="2800"/>
+            <w:shd w:fill="EEF4F8" w:color="auto" w:val="clear"/>
+            <w:tcMar>
+              <w:top w:type="dxa" w:w="60"/>
+              <w:left w:type="dxa" w:w="100"/>
+              <w:bottom w:type="dxa" w:w="60"/>
+              <w:right w:type="dxa" w:w="100"/>
+            </w:tcMar>
+          </w:tcPr>
+          <w:p>
+            <w:pPr>
+              <w:spacing w:after="0" w:before="0"/>
+            </w:pPr>
+            <w:r>
+              <w:rPr>
+                <w:b/>
+                <w:bCs/>
+                <w:color w:val="0F2B3C"/>
+                <w:sz w:val="16"/>
+                <w:szCs w:val="16"/>
+              </w:rPr>
+              <w:t xml:space="preserve">CORE PROBLEM / GIVEN REPRESENTATION</w:t>
+            </w:r>
+          </w:p>
+        </w:tc>
+        <w:tc>
+          <w:tcPr>
+            <w:tcW w:type="dxa" w:w="3560"/>
+            <w:shd w:fill="EEF4F8" w:color="auto" w:val="clear"/>
+            <w:tcMar>
+              <w:top w:type="dxa" w:w="60"/>
+              <w:left w:type="dxa" w:w="100"/>
+              <w:bottom w:type="dxa" w:w="60"/>
+              <w:right w:type="dxa" w:w="100"/>
+            </w:tcMar>
+          </w:tcPr>
+          <w:p>
+            <w:pPr>
+              <w:spacing w:after="0" w:before="0"/>
+            </w:pPr>
+            <w:r>
+              <w:rPr>
+                <w:b/>
+                <w:bCs/>
+                <w:color w:val="0F2B3C"/>
+                <w:sz w:val="16"/>
+                <w:szCs w:val="16"/>
+              </w:rPr>
+              <w:t xml:space="preserve">WORKING SPACE / CALCULATION STEPS</w:t>
+            </w:r>
+          </w:p>
+        </w:tc>
+        <w:tc>
+          <w:tcPr>
+            <w:tcW w:type="dxa" w:w="3000"/>
+            <w:shd w:fill="FBF3E2" w:color="auto" w:val="clear"/>
+            <w:tcMar>
+              <w:top w:type="dxa" w:w="60"/>
+              <w:left w:type="dxa" w:w="100"/>
+              <w:bottom w:type="dxa" w:w="60"/>
+              <w:right w:type="dxa" w:w="100"/>
+            </w:tcMar>
+          </w:tcPr>
+          <w:p>
+            <w:pPr>
+              <w:spacing w:after="0" w:before="0"/>
+            </w:pPr>
+            <w:r>
+              <w:rPr>
+                <w:b/>
+                <w:bCs/>
+                <w:color w:val="7A5400"/>
+                <w:sz w:val="16"/>
+                <w:szCs w:val="16"/>
+              </w:rPr>
+              <w:t xml:space="preserve">EXPLAIN YOUR REASONING</w:t>
+            </w:r>
+          </w:p>
+        </w:tc>
+      </w:tr>
+      <w:tr>
+        <w:trPr>
+          <w:cantSplit/>
+        </w:trPr>
+        <w:tc>
+          <w:tcPr>
+            <w:tcW w:type="dxa" w:w="2800"/>
+            <w:tcMar>
+              <w:top w:type="dxa" w:w="80"/>
+              <w:left w:type="dxa" w:w="100"/>
+              <w:bottom w:type="dxa" w:w="80"/>
+              <w:right w:type="dxa" w:w="100"/>
+            </w:tcMar>
+            <w:vAlign w:val="top"/>
+          </w:tcPr>
+          <w:p>
+            <w:pPr>
+              <w:spacing w:after="40" w:before="0"/>
+            </w:pPr>
+            <w:r>
+              <w:rPr>
+                <w:b/>
+                <w:bCs/>
+                <w:color w:val="0F2B3C"/>
+                <w:sz w:val="20"/>
+                <w:szCs w:val="20"/>
+              </w:rPr>
+              <w:t xml:space="preserve">1.  Area of a 3 × 2 rectangle = ___</w:t>
+            </w:r>
+          </w:p>
+        </w:tc>
+        <w:tc>
+          <w:tcPr>
+            <w:tcW w:type="dxa" w:w="3560"/>
+            <w:tcMar>
+              <w:top w:type="dxa" w:w="80"/>
+              <w:left w:type="dxa" w:w="100"/>
+              <w:bottom w:type="dxa" w:w="80"/>
+              <w:right w:type="dxa" w:w="100"/>
+            </w:tcMar>
+            <w:vAlign w:val="top"/>
+          </w:tcPr>
+          <w:p>
+            <w:pPr>
+              <w:spacing w:after="50" w:before="0"/>
+            </w:pPr>
+            <w:r>
+              <w:rPr>
+                <w:color w:val="BBBBBB"/>
+                <w:sz w:val="18"/>
+                <w:szCs w:val="18"/>
+              </w:rPr>
+              <w:t xml:space="preserve">____________________________</w:t>
+            </w:r>
+          </w:p>
+          <w:p>
+            <w:pPr>
+              <w:spacing w:after="50" w:before="0"/>
+            </w:pPr>
+            <w:r>
+              <w:rPr>
+                <w:color w:val="BBBBBB"/>
+                <w:sz w:val="18"/>
+                <w:szCs w:val="18"/>
+              </w:rPr>
+              <w:t xml:space="preserve">____________________________</w:t>
+            </w:r>
+          </w:p>
+          <w:p>
+            <w:pPr>
+              <w:spacing w:after="50" w:before="0"/>
+            </w:pPr>
+            <w:r>
+              <w:rPr>
+                <w:color w:val="BBBBBB"/>
+                <w:sz w:val="18"/>
+                <w:szCs w:val="18"/>
+              </w:rPr>
+              <w:t xml:space="preserve">____________________________</w:t>
+            </w:r>
+          </w:p>
+          <w:p>
+            <w:pPr>
+              <w:spacing w:after="50" w:before="0"/>
+            </w:pPr>
+            <w:r>
+              <w:rPr>
+                <w:color w:val="BBBBBB"/>
+                <w:sz w:val="18"/>
+                <w:szCs w:val="18"/>
+              </w:rPr>
+              <w:t xml:space="preserve">____________________________</w:t>
+            </w:r>
+          </w:p>
+        </w:tc>
+        <w:tc>
+          <w:tcPr>
+            <w:tcW w:type="dxa" w:w="3000"/>
+            <w:shd w:fill="FBF3E2" w:color="auto" w:val="clear"/>
+            <w:tcMar>
+              <w:top w:type="dxa" w:w="80"/>
+              <w:left w:type="dxa" w:w="100"/>
+              <w:bottom w:type="dxa" w:w="80"/>
+              <w:right w:type="dxa" w:w="100"/>
+            </w:tcMar>
+            <w:vAlign w:val="top"/>
+          </w:tcPr>
+          <w:p>
+            <w:pPr>
+              <w:spacing w:after="30" w:before="0"/>
+            </w:pPr>
+            <w:r>
+              <w:rPr>
+                <w:b/>
+                <w:bCs/>
+                <w:color w:val="0F2B3C"/>
+                <w:sz w:val="18"/>
+                <w:szCs w:val="18"/>
+              </w:rPr>
+              <w:t xml:space="preserve">Because... ________________</w:t>
+            </w:r>
+          </w:p>
+          <w:p>
+            <w:pPr>
+              <w:spacing w:after="50" w:before="0"/>
+            </w:pPr>
+            <w:r>
+              <w:rPr>
+                <w:color w:val="BBBBBB"/>
+                <w:sz w:val="18"/>
+                <w:szCs w:val="18"/>
+              </w:rPr>
+              <w:t xml:space="preserve">____________________________</w:t>
+            </w:r>
+          </w:p>
+          <w:p>
+            <w:pPr>
+              <w:spacing w:after="30" w:before="40"/>
+            </w:pPr>
+            <w:r>
+              <w:rPr>
+                <w:b/>
+                <w:bCs/>
+                <w:color w:val="1A6FB5"/>
+                <w:sz w:val="18"/>
+                <w:szCs w:val="18"/>
+              </w:rPr>
+              <w:t xml:space="preserve">Although... _______________</w:t>
+            </w:r>
+          </w:p>
+          <w:p>
+            <w:pPr>
+              <w:spacing w:after="50" w:before="0"/>
+            </w:pPr>
+            <w:r>
+              <w:rPr>
+                <w:color w:val="BBBBBB"/>
+                <w:sz w:val="18"/>
+                <w:szCs w:val="18"/>
+              </w:rPr>
+              <w:t xml:space="preserve">____________________________</w:t>
+            </w:r>
+          </w:p>
+          <w:p>
+            <w:pPr>
+              <w:spacing w:after="30" w:before="40"/>
+            </w:pPr>
+            <w:r>
+              <w:rPr>
+                <w:b/>
+                <w:bCs/>
+                <w:color w:val="7A5400"/>
+                <w:sz w:val="18"/>
+                <w:szCs w:val="18"/>
+              </w:rPr>
+              <w:t xml:space="preserve">Therefore... ______________</w:t>
+            </w:r>
+          </w:p>
+          <w:p>
+            <w:pPr>
+              <w:spacing w:after="50" w:before="0"/>
+            </w:pPr>
+            <w:r>
+              <w:rPr>
+                <w:color w:val="BBBBBB"/>
+                <w:sz w:val="18"/>
+                <w:szCs w:val="18"/>
+              </w:rPr>
+              <w:t xml:space="preserve">____________________________</w:t>
+            </w:r>
+          </w:p>
+        </w:tc>
+      </w:tr>
+    </w:tbl>
+    <w:p>
+      <w:pPr>
+        <w:spacing w:after="60" w:before="0"/>
+      </w:pPr>
+      <w:r>
+        <w:t xml:space="preserve"/>
+      </w:r>
+    </w:p>
+    <w:tbl>
+      <w:tblPr>
+        <w:tblW w:type="dxa" w:w="9360"/>
+        <w:tblBorders>
+          <w:top w:val="single" w:color="C7D2DD" w:sz="6"/>
+          <w:left w:val="single" w:color="C7D2DD" w:sz="6"/>
+          <w:bottom w:val="single" w:color="C7D2DD" w:sz="6"/>
+          <w:right w:val="single" w:color="C7D2DD" w:sz="6"/>
+          <w:insideH w:val="single" w:color="C7D2DD" w:sz="6"/>
+          <w:insideV w:val="single" w:color="C7D2DD" w:sz="6"/>
+        </w:tblBorders>
+      </w:tblPr>
+      <w:tblGrid>
+        <w:gridCol w:w="2800"/>
+        <w:gridCol w:w="3560"/>
+        <w:gridCol w:w="3000"/>
+      </w:tblGrid>
+      <w:tr>
+        <w:trPr>
+          <w:cantSplit/>
+          <w:tblHeader/>
+        </w:trPr>
+        <w:tc>
+          <w:tcPr>
+            <w:tcW w:type="dxa" w:w="2800"/>
+            <w:shd w:fill="EEF4F8" w:color="auto" w:val="clear"/>
+            <w:tcMar>
+              <w:top w:type="dxa" w:w="60"/>
+              <w:left w:type="dxa" w:w="100"/>
+              <w:bottom w:type="dxa" w:w="60"/>
+              <w:right w:type="dxa" w:w="100"/>
+            </w:tcMar>
+          </w:tcPr>
+          <w:p>
+            <w:pPr>
+              <w:spacing w:after="0" w:before="0"/>
+            </w:pPr>
+            <w:r>
+              <w:rPr>
+                <w:b/>
+                <w:bCs/>
+                <w:color w:val="0F2B3C"/>
+                <w:sz w:val="16"/>
+                <w:szCs w:val="16"/>
+              </w:rPr>
+              <w:t xml:space="preserve">CORE PROBLEM / GIVEN REPRESENTATION</w:t>
+            </w:r>
+          </w:p>
+        </w:tc>
+        <w:tc>
+          <w:tcPr>
+            <w:tcW w:type="dxa" w:w="3560"/>
+            <w:shd w:fill="EEF4F8" w:color="auto" w:val="clear"/>
+            <w:tcMar>
+              <w:top w:type="dxa" w:w="60"/>
+              <w:left w:type="dxa" w:w="100"/>
+              <w:bottom w:type="dxa" w:w="60"/>
+              <w:right w:type="dxa" w:w="100"/>
+            </w:tcMar>
+          </w:tcPr>
+          <w:p>
+            <w:pPr>
+              <w:spacing w:after="0" w:before="0"/>
+            </w:pPr>
+            <w:r>
+              <w:rPr>
+                <w:b/>
+                <w:bCs/>
+                <w:color w:val="0F2B3C"/>
+                <w:sz w:val="16"/>
+                <w:szCs w:val="16"/>
+              </w:rPr>
+              <w:t xml:space="preserve">WORKING SPACE / CALCULATION STEPS</w:t>
+            </w:r>
+          </w:p>
+        </w:tc>
+        <w:tc>
+          <w:tcPr>
+            <w:tcW w:type="dxa" w:w="3000"/>
+            <w:shd w:fill="FBF3E2" w:color="auto" w:val="clear"/>
+            <w:tcMar>
+              <w:top w:type="dxa" w:w="60"/>
+              <w:left w:type="dxa" w:w="100"/>
+              <w:bottom w:type="dxa" w:w="60"/>
+              <w:right w:type="dxa" w:w="100"/>
+            </w:tcMar>
+          </w:tcPr>
+          <w:p>
+            <w:pPr>
+              <w:spacing w:after="0" w:before="0"/>
+            </w:pPr>
+            <w:r>
+              <w:rPr>
+                <w:b/>
+                <w:bCs/>
+                <w:color w:val="7A5400"/>
+                <w:sz w:val="16"/>
+                <w:szCs w:val="16"/>
+              </w:rPr>
+              <w:t xml:space="preserve">EXPLAIN YOUR REASONING</w:t>
+            </w:r>
+          </w:p>
+        </w:tc>
+      </w:tr>
+      <w:tr>
+        <w:trPr>
+          <w:cantSplit/>
+        </w:trPr>
+        <w:tc>
+          <w:tcPr>
+            <w:tcW w:type="dxa" w:w="2800"/>
+            <w:tcMar>
+              <w:top w:type="dxa" w:w="80"/>
+              <w:left w:type="dxa" w:w="100"/>
+              <w:bottom w:type="dxa" w:w="80"/>
+              <w:right w:type="dxa" w:w="100"/>
+            </w:tcMar>
+            <w:vAlign w:val="top"/>
+          </w:tcPr>
+          <w:p>
+            <w:pPr>
+              <w:spacing w:after="40" w:before="0"/>
+            </w:pPr>
+            <w:r>
+              <w:rPr>
+                <w:b/>
+                <w:bCs/>
+                <w:color w:val="0F2B3C"/>
+                <w:sz w:val="20"/>
+                <w:szCs w:val="20"/>
+              </w:rPr>
+              <w:t xml:space="preserve">2.  Add two faces: 6 + 6 = ___</w:t>
+            </w:r>
+          </w:p>
+        </w:tc>
+        <w:tc>
+          <w:tcPr>
+            <w:tcW w:type="dxa" w:w="3560"/>
+            <w:tcMar>
+              <w:top w:type="dxa" w:w="80"/>
+              <w:left w:type="dxa" w:w="100"/>
+              <w:bottom w:type="dxa" w:w="80"/>
+              <w:right w:type="dxa" w:w="100"/>
+            </w:tcMar>
+            <w:vAlign w:val="top"/>
+          </w:tcPr>
+          <w:p>
+            <w:pPr>
+              <w:spacing w:after="50" w:before="0"/>
+            </w:pPr>
+            <w:r>
+              <w:rPr>
+                <w:color w:val="BBBBBB"/>
+                <w:sz w:val="18"/>
+                <w:szCs w:val="18"/>
+              </w:rPr>
+              <w:t xml:space="preserve">____________________________</w:t>
+            </w:r>
+          </w:p>
+          <w:p>
+            <w:pPr>
+              <w:spacing w:after="50" w:before="0"/>
+            </w:pPr>
+            <w:r>
+              <w:rPr>
+                <w:color w:val="BBBBBB"/>
+                <w:sz w:val="18"/>
+                <w:szCs w:val="18"/>
+              </w:rPr>
+              <w:t xml:space="preserve">____________________________</w:t>
+            </w:r>
+          </w:p>
+          <w:p>
+            <w:pPr>
+              <w:spacing w:after="50" w:before="0"/>
+            </w:pPr>
+            <w:r>
+              <w:rPr>
+                <w:color w:val="BBBBBB"/>
+                <w:sz w:val="18"/>
+                <w:szCs w:val="18"/>
+              </w:rPr>
+              <w:t xml:space="preserve">____________________________</w:t>
+            </w:r>
+          </w:p>
+          <w:p>
+            <w:pPr>
+              <w:spacing w:after="50" w:before="0"/>
+            </w:pPr>
+            <w:r>
+              <w:rPr>
+                <w:color w:val="BBBBBB"/>
+                <w:sz w:val="18"/>
+                <w:szCs w:val="18"/>
+              </w:rPr>
+              <w:t xml:space="preserve">____________________________</w:t>
+            </w:r>
+          </w:p>
+        </w:tc>
+        <w:tc>
+          <w:tcPr>
+            <w:tcW w:type="dxa" w:w="3000"/>
+            <w:shd w:fill="FBF3E2" w:color="auto" w:val="clear"/>
+            <w:tcMar>
+              <w:top w:type="dxa" w:w="80"/>
+              <w:left w:type="dxa" w:w="100"/>
+              <w:bottom w:type="dxa" w:w="80"/>
+              <w:right w:type="dxa" w:w="100"/>
+            </w:tcMar>
+            <w:vAlign w:val="top"/>
+          </w:tcPr>
+          <w:p>
+            <w:pPr>
+              <w:spacing w:after="30" w:before="0"/>
+            </w:pPr>
+            <w:r>
+              <w:rPr>
+                <w:b/>
+                <w:bCs/>
+                <w:color w:val="0F2B3C"/>
+                <w:sz w:val="18"/>
+                <w:szCs w:val="18"/>
+              </w:rPr>
+              <w:t xml:space="preserve">Because... ________________</w:t>
+            </w:r>
+          </w:p>
+          <w:p>
+            <w:pPr>
+              <w:spacing w:after="50" w:before="0"/>
+            </w:pPr>
+            <w:r>
+              <w:rPr>
+                <w:color w:val="BBBBBB"/>
+                <w:sz w:val="18"/>
+                <w:szCs w:val="18"/>
+              </w:rPr>
+              <w:t xml:space="preserve">____________________________</w:t>
+            </w:r>
+          </w:p>
+          <w:p>
+            <w:pPr>
+              <w:spacing w:after="30" w:before="40"/>
+            </w:pPr>
+            <w:r>
+              <w:rPr>
+                <w:b/>
+                <w:bCs/>
+                <w:color w:val="1A6FB5"/>
+                <w:sz w:val="18"/>
+                <w:szCs w:val="18"/>
+              </w:rPr>
+              <w:t xml:space="preserve">Although... _______________</w:t>
+            </w:r>
+          </w:p>
+          <w:p>
+            <w:pPr>
+              <w:spacing w:after="50" w:before="0"/>
+            </w:pPr>
+            <w:r>
+              <w:rPr>
+                <w:color w:val="BBBBBB"/>
+                <w:sz w:val="18"/>
+                <w:szCs w:val="18"/>
+              </w:rPr>
+              <w:t xml:space="preserve">____________________________</w:t>
+            </w:r>
+          </w:p>
+          <w:p>
+            <w:pPr>
+              <w:spacing w:after="30" w:before="40"/>
+            </w:pPr>
+            <w:r>
+              <w:rPr>
+                <w:b/>
+                <w:bCs/>
+                <w:color w:val="7A5400"/>
+                <w:sz w:val="18"/>
+                <w:szCs w:val="18"/>
+              </w:rPr>
+              <w:t xml:space="preserve">Therefore... ______________</w:t>
+            </w:r>
+          </w:p>
+          <w:p>
+            <w:pPr>
+              <w:spacing w:after="50" w:before="0"/>
+            </w:pPr>
+            <w:r>
+              <w:rPr>
+                <w:color w:val="BBBBBB"/>
+                <w:sz w:val="18"/>
+                <w:szCs w:val="18"/>
+              </w:rPr>
+              <w:t xml:space="preserve">____________________________</w:t>
+            </w:r>
+          </w:p>
+        </w:tc>
+      </w:tr>
+    </w:tbl>
+    <w:p>
+      <w:pPr>
+        <w:spacing w:after="60" w:before="0"/>
+      </w:pPr>
+      <w:r>
+        <w:t xml:space="preserve"/>
+      </w:r>
+    </w:p>
+    <w:tbl>
+      <w:tblPr>
+        <w:tblW w:type="dxa" w:w="9360"/>
+        <w:tblBorders>
+          <w:top w:val="single" w:color="C7D2DD" w:sz="6"/>
+          <w:left w:val="single" w:color="C7D2DD" w:sz="6"/>
+          <w:bottom w:val="single" w:color="C7D2DD" w:sz="6"/>
+          <w:right w:val="single" w:color="C7D2DD" w:sz="6"/>
+          <w:insideH w:val="single" w:color="C7D2DD" w:sz="6"/>
+          <w:insideV w:val="single" w:color="C7D2DD" w:sz="6"/>
+        </w:tblBorders>
+      </w:tblPr>
+      <w:tblGrid>
+        <w:gridCol w:w="2800"/>
+        <w:gridCol w:w="3560"/>
+        <w:gridCol w:w="3000"/>
+      </w:tblGrid>
+      <w:tr>
+        <w:trPr>
+          <w:cantSplit/>
+          <w:tblHeader/>
+        </w:trPr>
+        <w:tc>
+          <w:tcPr>
+            <w:tcW w:type="dxa" w:w="2800"/>
+            <w:shd w:fill="EEF4F8" w:color="auto" w:val="clear"/>
+            <w:tcMar>
+              <w:top w:type="dxa" w:w="60"/>
+              <w:left w:type="dxa" w:w="100"/>
+              <w:bottom w:type="dxa" w:w="60"/>
+              <w:right w:type="dxa" w:w="100"/>
+            </w:tcMar>
+          </w:tcPr>
+          <w:p>
+            <w:pPr>
+              <w:spacing w:after="0" w:before="0"/>
+            </w:pPr>
+            <w:r>
+              <w:rPr>
+                <w:b/>
+                <w:bCs/>
+                <w:color w:val="0F2B3C"/>
+                <w:sz w:val="16"/>
+                <w:szCs w:val="16"/>
+              </w:rPr>
+              <w:t xml:space="preserve">CORE PROBLEM / GIVEN REPRESENTATION</w:t>
+            </w:r>
+          </w:p>
+        </w:tc>
+        <w:tc>
+          <w:tcPr>
+            <w:tcW w:type="dxa" w:w="3560"/>
+            <w:shd w:fill="EEF4F8" w:color="auto" w:val="clear"/>
+            <w:tcMar>
+              <w:top w:type="dxa" w:w="60"/>
+              <w:left w:type="dxa" w:w="100"/>
+              <w:bottom w:type="dxa" w:w="60"/>
+              <w:right w:type="dxa" w:w="100"/>
+            </w:tcMar>
+          </w:tcPr>
+          <w:p>
+            <w:pPr>
+              <w:spacing w:after="0" w:before="0"/>
+            </w:pPr>
+            <w:r>
+              <w:rPr>
+                <w:b/>
+                <w:bCs/>
+                <w:color w:val="0F2B3C"/>
+                <w:sz w:val="16"/>
+                <w:szCs w:val="16"/>
+              </w:rPr>
+              <w:t xml:space="preserve">WORKING SPACE / CALCULATION STEPS</w:t>
+            </w:r>
+          </w:p>
+        </w:tc>
+        <w:tc>
+          <w:tcPr>
+            <w:tcW w:type="dxa" w:w="3000"/>
+            <w:shd w:fill="FBF3E2" w:color="auto" w:val="clear"/>
+            <w:tcMar>
+              <w:top w:type="dxa" w:w="60"/>
+              <w:left w:type="dxa" w:w="100"/>
+              <w:bottom w:type="dxa" w:w="60"/>
+              <w:right w:type="dxa" w:w="100"/>
+            </w:tcMar>
+          </w:tcPr>
+          <w:p>
+            <w:pPr>
+              <w:spacing w:after="0" w:before="0"/>
+            </w:pPr>
+            <w:r>
+              <w:rPr>
+                <w:b/>
+                <w:bCs/>
+                <w:color w:val="7A5400"/>
+                <w:sz w:val="16"/>
+                <w:szCs w:val="16"/>
+              </w:rPr>
+              <w:t xml:space="preserve">EXPLAIN YOUR REASONING</w:t>
+            </w:r>
+          </w:p>
+        </w:tc>
+      </w:tr>
+      <w:tr>
+        <w:trPr>
+          <w:cantSplit/>
+        </w:trPr>
+        <w:tc>
+          <w:tcPr>
+            <w:tcW w:type="dxa" w:w="2800"/>
+            <w:tcMar>
+              <w:top w:type="dxa" w:w="80"/>
+              <w:left w:type="dxa" w:w="100"/>
+              <w:bottom w:type="dxa" w:w="80"/>
+              <w:right w:type="dxa" w:w="100"/>
+            </w:tcMar>
+            <w:vAlign w:val="top"/>
+          </w:tcPr>
+          <w:p>
+            <w:pPr>
+              <w:spacing w:after="40" w:before="0"/>
+            </w:pPr>
+            <w:r>
+              <w:rPr>
+                <w:b/>
+                <w:bCs/>
+                <w:color w:val="0F2B3C"/>
+                <w:sz w:val="20"/>
+                <w:szCs w:val="20"/>
+              </w:rPr>
+              <w:t xml:space="preserve">3.  Add a third face: 12 + 4 = ___</w:t>
+            </w:r>
+          </w:p>
+        </w:tc>
+        <w:tc>
+          <w:tcPr>
+            <w:tcW w:type="dxa" w:w="3560"/>
+            <w:tcMar>
+              <w:top w:type="dxa" w:w="80"/>
+              <w:left w:type="dxa" w:w="100"/>
+              <w:bottom w:type="dxa" w:w="80"/>
+              <w:right w:type="dxa" w:w="100"/>
+            </w:tcMar>
+            <w:vAlign w:val="top"/>
+          </w:tcPr>
+          <w:p>
+            <w:pPr>
+              <w:spacing w:after="50" w:before="0"/>
+            </w:pPr>
+            <w:r>
+              <w:rPr>
+                <w:color w:val="BBBBBB"/>
+                <w:sz w:val="18"/>
+                <w:szCs w:val="18"/>
+              </w:rPr>
+              <w:t xml:space="preserve">____________________________</w:t>
+            </w:r>
+          </w:p>
+          <w:p>
+            <w:pPr>
+              <w:spacing w:after="50" w:before="0"/>
+            </w:pPr>
+            <w:r>
+              <w:rPr>
+                <w:color w:val="BBBBBB"/>
+                <w:sz w:val="18"/>
+                <w:szCs w:val="18"/>
+              </w:rPr>
+              <w:t xml:space="preserve">____________________________</w:t>
+            </w:r>
+          </w:p>
+          <w:p>
+            <w:pPr>
+              <w:spacing w:after="50" w:before="0"/>
+            </w:pPr>
+            <w:r>
+              <w:rPr>
+                <w:color w:val="BBBBBB"/>
+                <w:sz w:val="18"/>
+                <w:szCs w:val="18"/>
+              </w:rPr>
+              <w:t xml:space="preserve">____________________________</w:t>
+            </w:r>
+          </w:p>
+          <w:p>
+            <w:pPr>
+              <w:spacing w:after="50" w:before="0"/>
+            </w:pPr>
+            <w:r>
+              <w:rPr>
+                <w:color w:val="BBBBBB"/>
+                <w:sz w:val="18"/>
+                <w:szCs w:val="18"/>
+              </w:rPr>
+              <w:t xml:space="preserve">____________________________</w:t>
+            </w:r>
+          </w:p>
+        </w:tc>
+        <w:tc>
+          <w:tcPr>
+            <w:tcW w:type="dxa" w:w="3000"/>
+            <w:shd w:fill="FBF3E2" w:color="auto" w:val="clear"/>
+            <w:tcMar>
+              <w:top w:type="dxa" w:w="80"/>
+              <w:left w:type="dxa" w:w="100"/>
+              <w:bottom w:type="dxa" w:w="80"/>
+              <w:right w:type="dxa" w:w="100"/>
+            </w:tcMar>
+            <w:vAlign w:val="top"/>
+          </w:tcPr>
+          <w:p>
+            <w:pPr>
+              <w:spacing w:after="30" w:before="0"/>
+            </w:pPr>
+            <w:r>
+              <w:rPr>
+                <w:b/>
+                <w:bCs/>
+                <w:color w:val="0F2B3C"/>
+                <w:sz w:val="18"/>
+                <w:szCs w:val="18"/>
+              </w:rPr>
+              <w:t xml:space="preserve">Because... ________________</w:t>
+            </w:r>
+          </w:p>
+          <w:p>
+            <w:pPr>
+              <w:spacing w:after="50" w:before="0"/>
+            </w:pPr>
+            <w:r>
+              <w:rPr>
+                <w:color w:val="BBBBBB"/>
+                <w:sz w:val="18"/>
+                <w:szCs w:val="18"/>
+              </w:rPr>
+              <w:t xml:space="preserve">____________________________</w:t>
+            </w:r>
+          </w:p>
+          <w:p>
+            <w:pPr>
+              <w:spacing w:after="30" w:before="40"/>
+            </w:pPr>
+            <w:r>
+              <w:rPr>
+                <w:b/>
+                <w:bCs/>
+                <w:color w:val="1A6FB5"/>
+                <w:sz w:val="18"/>
+                <w:szCs w:val="18"/>
+              </w:rPr>
+              <w:t xml:space="preserve">Although... _______________</w:t>
+            </w:r>
+          </w:p>
+          <w:p>
+            <w:pPr>
+              <w:spacing w:after="50" w:before="0"/>
+            </w:pPr>
+            <w:r>
+              <w:rPr>
+                <w:color w:val="BBBBBB"/>
+                <w:sz w:val="18"/>
+                <w:szCs w:val="18"/>
+              </w:rPr>
+              <w:t xml:space="preserve">____________________________</w:t>
+            </w:r>
+          </w:p>
+          <w:p>
+            <w:pPr>
+              <w:spacing w:after="30" w:before="40"/>
+            </w:pPr>
+            <w:r>
+              <w:rPr>
+                <w:b/>
+                <w:bCs/>
+                <w:color w:val="7A5400"/>
+                <w:sz w:val="18"/>
+                <w:szCs w:val="18"/>
+              </w:rPr>
+              <w:t xml:space="preserve">Therefore... ______________</w:t>
+            </w:r>
+          </w:p>
+          <w:p>
+            <w:pPr>
+              <w:spacing w:after="50" w:before="0"/>
+            </w:pPr>
+            <w:r>
+              <w:rPr>
+                <w:color w:val="BBBBBB"/>
+                <w:sz w:val="18"/>
+                <w:szCs w:val="18"/>
+              </w:rPr>
+              <w:t xml:space="preserve">____________________________</w:t>
+            </w:r>
+          </w:p>
+        </w:tc>
+      </w:tr>
+    </w:tbl>
+    <w:p>
+      <w:pPr>
+        <w:spacing w:after="60" w:before="0"/>
+      </w:pPr>
+      <w:r>
+        <w:t xml:space="preserve"/>
       </w:r>
     </w:p>
     <w:p>
@@ -225,86 +2326,935 @@
         <w:t xml:space="preserve">Find face areas, then add them.</w:t>
       </w:r>
     </w:p>
-    <w:p>
-      <w:pPr>
-        <w:spacing w:after="40" w:before="0"/>
-      </w:pPr>
-      <w:r>
-        <w:rPr>
-          <w:sz w:val="22"/>
-          <w:szCs w:val="22"/>
-        </w:rPr>
-        <w:t xml:space="preserve">1.  Area of a 5 × 4 face = ___</w:t>
-      </w:r>
-    </w:p>
-    <w:p>
-      <w:pPr>
-        <w:spacing w:after="80" w:before="0"/>
-      </w:pPr>
-      <w:r>
-        <w:rPr>
-          <w:color w:val="BBBBBB"/>
-        </w:rPr>
-        <w:t xml:space="preserve">____________________________________________________</w:t>
-      </w:r>
-    </w:p>
-    <w:p>
-      <w:pPr>
-        <w:spacing w:after="40" w:before="0"/>
-      </w:pPr>
-      <w:r>
-        <w:rPr>
-          <w:sz w:val="22"/>
-          <w:szCs w:val="22"/>
-        </w:rPr>
-        <w:t xml:space="preserve">2.  A net has faces of area 12, 12, and 8. Add them: ___</w:t>
-      </w:r>
-    </w:p>
-    <w:p>
-      <w:pPr>
-        <w:spacing w:after="80" w:before="0"/>
-      </w:pPr>
-      <w:r>
-        <w:rPr>
-          <w:color w:val="BBBBBB"/>
-        </w:rPr>
-        <w:t xml:space="preserve">____________________________________________________</w:t>
-      </w:r>
-    </w:p>
-    <w:p>
-      <w:pPr>
-        <w:spacing w:after="40" w:before="0"/>
-      </w:pPr>
-      <w:r>
-        <w:rPr>
-          <w:sz w:val="22"/>
-          <w:szCs w:val="22"/>
-        </w:rPr>
-        <w:t xml:space="preserve">3.  How many faces (rectangles) does a box (rectangular prism) have?</w:t>
-      </w:r>
-    </w:p>
-    <w:p>
-      <w:pPr>
-        <w:spacing w:after="40" w:before="0"/>
-      </w:pPr>
-      <w:r>
-        <w:rPr>
-          <w:color w:val="5E6E7E"/>
-          <w:sz w:val="20"/>
-          <w:szCs w:val="20"/>
-        </w:rPr>
-        <w:t xml:space="preserve">     choices: 4   /   6   /   8   /   12</w:t>
-      </w:r>
-    </w:p>
-    <w:p>
-      <w:pPr>
-        <w:spacing w:after="80" w:before="0"/>
-      </w:pPr>
-      <w:r>
-        <w:rPr>
-          <w:color w:val="BBBBBB"/>
-        </w:rPr>
-        <w:t xml:space="preserve">____________________________________________________</w:t>
+    <w:tbl>
+      <w:tblPr>
+        <w:tblW w:type="dxa" w:w="9360"/>
+        <w:tblBorders>
+          <w:top w:val="single" w:color="C7D2DD" w:sz="6"/>
+          <w:left w:val="single" w:color="C7D2DD" w:sz="6"/>
+          <w:bottom w:val="single" w:color="C7D2DD" w:sz="6"/>
+          <w:right w:val="single" w:color="C7D2DD" w:sz="6"/>
+          <w:insideH w:val="single" w:color="C7D2DD" w:sz="6"/>
+          <w:insideV w:val="single" w:color="C7D2DD" w:sz="6"/>
+        </w:tblBorders>
+      </w:tblPr>
+      <w:tblGrid>
+        <w:gridCol w:w="2800"/>
+        <w:gridCol w:w="3560"/>
+        <w:gridCol w:w="3000"/>
+      </w:tblGrid>
+      <w:tr>
+        <w:trPr>
+          <w:cantSplit/>
+          <w:tblHeader/>
+        </w:trPr>
+        <w:tc>
+          <w:tcPr>
+            <w:tcW w:type="dxa" w:w="2800"/>
+            <w:shd w:fill="EEF4F8" w:color="auto" w:val="clear"/>
+            <w:tcMar>
+              <w:top w:type="dxa" w:w="60"/>
+              <w:left w:type="dxa" w:w="100"/>
+              <w:bottom w:type="dxa" w:w="60"/>
+              <w:right w:type="dxa" w:w="100"/>
+            </w:tcMar>
+          </w:tcPr>
+          <w:p>
+            <w:pPr>
+              <w:spacing w:after="0" w:before="0"/>
+            </w:pPr>
+            <w:r>
+              <w:rPr>
+                <w:b/>
+                <w:bCs/>
+                <w:color w:val="0F2B3C"/>
+                <w:sz w:val="16"/>
+                <w:szCs w:val="16"/>
+              </w:rPr>
+              <w:t xml:space="preserve">CORE PROBLEM / GIVEN REPRESENTATION</w:t>
+            </w:r>
+          </w:p>
+        </w:tc>
+        <w:tc>
+          <w:tcPr>
+            <w:tcW w:type="dxa" w:w="3560"/>
+            <w:shd w:fill="EEF4F8" w:color="auto" w:val="clear"/>
+            <w:tcMar>
+              <w:top w:type="dxa" w:w="60"/>
+              <w:left w:type="dxa" w:w="100"/>
+              <w:bottom w:type="dxa" w:w="60"/>
+              <w:right w:type="dxa" w:w="100"/>
+            </w:tcMar>
+          </w:tcPr>
+          <w:p>
+            <w:pPr>
+              <w:spacing w:after="0" w:before="0"/>
+            </w:pPr>
+            <w:r>
+              <w:rPr>
+                <w:b/>
+                <w:bCs/>
+                <w:color w:val="0F2B3C"/>
+                <w:sz w:val="16"/>
+                <w:szCs w:val="16"/>
+              </w:rPr>
+              <w:t xml:space="preserve">WORKING SPACE / CALCULATION STEPS</w:t>
+            </w:r>
+          </w:p>
+        </w:tc>
+        <w:tc>
+          <w:tcPr>
+            <w:tcW w:type="dxa" w:w="3000"/>
+            <w:shd w:fill="FBF3E2" w:color="auto" w:val="clear"/>
+            <w:tcMar>
+              <w:top w:type="dxa" w:w="60"/>
+              <w:left w:type="dxa" w:w="100"/>
+              <w:bottom w:type="dxa" w:w="60"/>
+              <w:right w:type="dxa" w:w="100"/>
+            </w:tcMar>
+          </w:tcPr>
+          <w:p>
+            <w:pPr>
+              <w:spacing w:after="0" w:before="0"/>
+            </w:pPr>
+            <w:r>
+              <w:rPr>
+                <w:b/>
+                <w:bCs/>
+                <w:color w:val="7A5400"/>
+                <w:sz w:val="16"/>
+                <w:szCs w:val="16"/>
+              </w:rPr>
+              <w:t xml:space="preserve">EXPLAIN YOUR REASONING</w:t>
+            </w:r>
+          </w:p>
+        </w:tc>
+      </w:tr>
+      <w:tr>
+        <w:trPr>
+          <w:cantSplit/>
+        </w:trPr>
+        <w:tc>
+          <w:tcPr>
+            <w:tcW w:type="dxa" w:w="2800"/>
+            <w:tcMar>
+              <w:top w:type="dxa" w:w="80"/>
+              <w:left w:type="dxa" w:w="100"/>
+              <w:bottom w:type="dxa" w:w="80"/>
+              <w:right w:type="dxa" w:w="100"/>
+            </w:tcMar>
+            <w:vAlign w:val="top"/>
+          </w:tcPr>
+          <w:p>
+            <w:pPr>
+              <w:spacing w:after="40" w:before="0"/>
+            </w:pPr>
+            <w:r>
+              <w:rPr>
+                <w:b/>
+                <w:bCs/>
+                <w:color w:val="0F2B3C"/>
+                <w:sz w:val="20"/>
+                <w:szCs w:val="20"/>
+              </w:rPr>
+              <w:t xml:space="preserve">1.  Area of a 5 × 4 face = ___</w:t>
+            </w:r>
+          </w:p>
+        </w:tc>
+        <w:tc>
+          <w:tcPr>
+            <w:tcW w:type="dxa" w:w="3560"/>
+            <w:tcMar>
+              <w:top w:type="dxa" w:w="80"/>
+              <w:left w:type="dxa" w:w="100"/>
+              <w:bottom w:type="dxa" w:w="80"/>
+              <w:right w:type="dxa" w:w="100"/>
+            </w:tcMar>
+            <w:vAlign w:val="top"/>
+          </w:tcPr>
+          <w:p>
+            <w:pPr>
+              <w:spacing w:after="50" w:before="0"/>
+            </w:pPr>
+            <w:r>
+              <w:rPr>
+                <w:color w:val="BBBBBB"/>
+                <w:sz w:val="18"/>
+                <w:szCs w:val="18"/>
+              </w:rPr>
+              <w:t xml:space="preserve">____________________________</w:t>
+            </w:r>
+          </w:p>
+          <w:p>
+            <w:pPr>
+              <w:spacing w:after="50" w:before="0"/>
+            </w:pPr>
+            <w:r>
+              <w:rPr>
+                <w:color w:val="BBBBBB"/>
+                <w:sz w:val="18"/>
+                <w:szCs w:val="18"/>
+              </w:rPr>
+              <w:t xml:space="preserve">____________________________</w:t>
+            </w:r>
+          </w:p>
+          <w:p>
+            <w:pPr>
+              <w:spacing w:after="50" w:before="0"/>
+            </w:pPr>
+            <w:r>
+              <w:rPr>
+                <w:color w:val="BBBBBB"/>
+                <w:sz w:val="18"/>
+                <w:szCs w:val="18"/>
+              </w:rPr>
+              <w:t xml:space="preserve">____________________________</w:t>
+            </w:r>
+          </w:p>
+          <w:p>
+            <w:pPr>
+              <w:spacing w:after="50" w:before="0"/>
+            </w:pPr>
+            <w:r>
+              <w:rPr>
+                <w:color w:val="BBBBBB"/>
+                <w:sz w:val="18"/>
+                <w:szCs w:val="18"/>
+              </w:rPr>
+              <w:t xml:space="preserve">____________________________</w:t>
+            </w:r>
+          </w:p>
+        </w:tc>
+        <w:tc>
+          <w:tcPr>
+            <w:tcW w:type="dxa" w:w="3000"/>
+            <w:shd w:fill="FBF3E2" w:color="auto" w:val="clear"/>
+            <w:tcMar>
+              <w:top w:type="dxa" w:w="80"/>
+              <w:left w:type="dxa" w:w="100"/>
+              <w:bottom w:type="dxa" w:w="80"/>
+              <w:right w:type="dxa" w:w="100"/>
+            </w:tcMar>
+            <w:vAlign w:val="top"/>
+          </w:tcPr>
+          <w:p>
+            <w:pPr>
+              <w:spacing w:after="30" w:before="0"/>
+            </w:pPr>
+            <w:r>
+              <w:rPr>
+                <w:b/>
+                <w:bCs/>
+                <w:color w:val="0F2B3C"/>
+                <w:sz w:val="18"/>
+                <w:szCs w:val="18"/>
+              </w:rPr>
+              <w:t xml:space="preserve">Because... ________________</w:t>
+            </w:r>
+          </w:p>
+          <w:p>
+            <w:pPr>
+              <w:spacing w:after="50" w:before="0"/>
+            </w:pPr>
+            <w:r>
+              <w:rPr>
+                <w:color w:val="BBBBBB"/>
+                <w:sz w:val="18"/>
+                <w:szCs w:val="18"/>
+              </w:rPr>
+              <w:t xml:space="preserve">____________________________</w:t>
+            </w:r>
+          </w:p>
+          <w:p>
+            <w:pPr>
+              <w:spacing w:after="30" w:before="40"/>
+            </w:pPr>
+            <w:r>
+              <w:rPr>
+                <w:b/>
+                <w:bCs/>
+                <w:color w:val="1A6FB5"/>
+                <w:sz w:val="18"/>
+                <w:szCs w:val="18"/>
+              </w:rPr>
+              <w:t xml:space="preserve">Although... _______________</w:t>
+            </w:r>
+          </w:p>
+          <w:p>
+            <w:pPr>
+              <w:spacing w:after="50" w:before="0"/>
+            </w:pPr>
+            <w:r>
+              <w:rPr>
+                <w:color w:val="BBBBBB"/>
+                <w:sz w:val="18"/>
+                <w:szCs w:val="18"/>
+              </w:rPr>
+              <w:t xml:space="preserve">____________________________</w:t>
+            </w:r>
+          </w:p>
+          <w:p>
+            <w:pPr>
+              <w:spacing w:after="30" w:before="40"/>
+            </w:pPr>
+            <w:r>
+              <w:rPr>
+                <w:b/>
+                <w:bCs/>
+                <w:color w:val="7A5400"/>
+                <w:sz w:val="18"/>
+                <w:szCs w:val="18"/>
+              </w:rPr>
+              <w:t xml:space="preserve">Therefore... ______________</w:t>
+            </w:r>
+          </w:p>
+          <w:p>
+            <w:pPr>
+              <w:spacing w:after="50" w:before="0"/>
+            </w:pPr>
+            <w:r>
+              <w:rPr>
+                <w:color w:val="BBBBBB"/>
+                <w:sz w:val="18"/>
+                <w:szCs w:val="18"/>
+              </w:rPr>
+              <w:t xml:space="preserve">____________________________</w:t>
+            </w:r>
+          </w:p>
+        </w:tc>
+      </w:tr>
+    </w:tbl>
+    <w:p>
+      <w:pPr>
+        <w:spacing w:after="60" w:before="0"/>
+      </w:pPr>
+      <w:r>
+        <w:t xml:space="preserve"/>
+      </w:r>
+    </w:p>
+    <w:tbl>
+      <w:tblPr>
+        <w:tblW w:type="dxa" w:w="9360"/>
+        <w:tblBorders>
+          <w:top w:val="single" w:color="C7D2DD" w:sz="6"/>
+          <w:left w:val="single" w:color="C7D2DD" w:sz="6"/>
+          <w:bottom w:val="single" w:color="C7D2DD" w:sz="6"/>
+          <w:right w:val="single" w:color="C7D2DD" w:sz="6"/>
+          <w:insideH w:val="single" w:color="C7D2DD" w:sz="6"/>
+          <w:insideV w:val="single" w:color="C7D2DD" w:sz="6"/>
+        </w:tblBorders>
+      </w:tblPr>
+      <w:tblGrid>
+        <w:gridCol w:w="2800"/>
+        <w:gridCol w:w="3560"/>
+        <w:gridCol w:w="3000"/>
+      </w:tblGrid>
+      <w:tr>
+        <w:trPr>
+          <w:cantSplit/>
+          <w:tblHeader/>
+        </w:trPr>
+        <w:tc>
+          <w:tcPr>
+            <w:tcW w:type="dxa" w:w="2800"/>
+            <w:shd w:fill="EEF4F8" w:color="auto" w:val="clear"/>
+            <w:tcMar>
+              <w:top w:type="dxa" w:w="60"/>
+              <w:left w:type="dxa" w:w="100"/>
+              <w:bottom w:type="dxa" w:w="60"/>
+              <w:right w:type="dxa" w:w="100"/>
+            </w:tcMar>
+          </w:tcPr>
+          <w:p>
+            <w:pPr>
+              <w:spacing w:after="0" w:before="0"/>
+            </w:pPr>
+            <w:r>
+              <w:rPr>
+                <w:b/>
+                <w:bCs/>
+                <w:color w:val="0F2B3C"/>
+                <w:sz w:val="16"/>
+                <w:szCs w:val="16"/>
+              </w:rPr>
+              <w:t xml:space="preserve">CORE PROBLEM / GIVEN REPRESENTATION</w:t>
+            </w:r>
+          </w:p>
+        </w:tc>
+        <w:tc>
+          <w:tcPr>
+            <w:tcW w:type="dxa" w:w="3560"/>
+            <w:shd w:fill="EEF4F8" w:color="auto" w:val="clear"/>
+            <w:tcMar>
+              <w:top w:type="dxa" w:w="60"/>
+              <w:left w:type="dxa" w:w="100"/>
+              <w:bottom w:type="dxa" w:w="60"/>
+              <w:right w:type="dxa" w:w="100"/>
+            </w:tcMar>
+          </w:tcPr>
+          <w:p>
+            <w:pPr>
+              <w:spacing w:after="0" w:before="0"/>
+            </w:pPr>
+            <w:r>
+              <w:rPr>
+                <w:b/>
+                <w:bCs/>
+                <w:color w:val="0F2B3C"/>
+                <w:sz w:val="16"/>
+                <w:szCs w:val="16"/>
+              </w:rPr>
+              <w:t xml:space="preserve">WORKING SPACE / CALCULATION STEPS</w:t>
+            </w:r>
+          </w:p>
+        </w:tc>
+        <w:tc>
+          <w:tcPr>
+            <w:tcW w:type="dxa" w:w="3000"/>
+            <w:shd w:fill="FBF3E2" w:color="auto" w:val="clear"/>
+            <w:tcMar>
+              <w:top w:type="dxa" w:w="60"/>
+              <w:left w:type="dxa" w:w="100"/>
+              <w:bottom w:type="dxa" w:w="60"/>
+              <w:right w:type="dxa" w:w="100"/>
+            </w:tcMar>
+          </w:tcPr>
+          <w:p>
+            <w:pPr>
+              <w:spacing w:after="0" w:before="0"/>
+            </w:pPr>
+            <w:r>
+              <w:rPr>
+                <w:b/>
+                <w:bCs/>
+                <w:color w:val="7A5400"/>
+                <w:sz w:val="16"/>
+                <w:szCs w:val="16"/>
+              </w:rPr>
+              <w:t xml:space="preserve">EXPLAIN YOUR REASONING</w:t>
+            </w:r>
+          </w:p>
+        </w:tc>
+      </w:tr>
+      <w:tr>
+        <w:trPr>
+          <w:cantSplit/>
+        </w:trPr>
+        <w:tc>
+          <w:tcPr>
+            <w:tcW w:type="dxa" w:w="2800"/>
+            <w:tcMar>
+              <w:top w:type="dxa" w:w="80"/>
+              <w:left w:type="dxa" w:w="100"/>
+              <w:bottom w:type="dxa" w:w="80"/>
+              <w:right w:type="dxa" w:w="100"/>
+            </w:tcMar>
+            <w:vAlign w:val="top"/>
+          </w:tcPr>
+          <w:p>
+            <w:pPr>
+              <w:spacing w:after="40" w:before="0"/>
+            </w:pPr>
+            <w:r>
+              <w:rPr>
+                <w:b/>
+                <w:bCs/>
+                <w:color w:val="0F2B3C"/>
+                <w:sz w:val="20"/>
+                <w:szCs w:val="20"/>
+              </w:rPr>
+              <w:t xml:space="preserve">2.  A net has faces of area 12, 12, and 8. Add them: ___</w:t>
+            </w:r>
+          </w:p>
+        </w:tc>
+        <w:tc>
+          <w:tcPr>
+            <w:tcW w:type="dxa" w:w="3560"/>
+            <w:tcMar>
+              <w:top w:type="dxa" w:w="80"/>
+              <w:left w:type="dxa" w:w="100"/>
+              <w:bottom w:type="dxa" w:w="80"/>
+              <w:right w:type="dxa" w:w="100"/>
+            </w:tcMar>
+            <w:vAlign w:val="top"/>
+          </w:tcPr>
+          <w:p>
+            <w:pPr>
+              <w:spacing w:after="50" w:before="0"/>
+            </w:pPr>
+            <w:r>
+              <w:rPr>
+                <w:color w:val="BBBBBB"/>
+                <w:sz w:val="18"/>
+                <w:szCs w:val="18"/>
+              </w:rPr>
+              <w:t xml:space="preserve">____________________________</w:t>
+            </w:r>
+          </w:p>
+          <w:p>
+            <w:pPr>
+              <w:spacing w:after="50" w:before="0"/>
+            </w:pPr>
+            <w:r>
+              <w:rPr>
+                <w:color w:val="BBBBBB"/>
+                <w:sz w:val="18"/>
+                <w:szCs w:val="18"/>
+              </w:rPr>
+              <w:t xml:space="preserve">____________________________</w:t>
+            </w:r>
+          </w:p>
+          <w:p>
+            <w:pPr>
+              <w:spacing w:after="50" w:before="0"/>
+            </w:pPr>
+            <w:r>
+              <w:rPr>
+                <w:color w:val="BBBBBB"/>
+                <w:sz w:val="18"/>
+                <w:szCs w:val="18"/>
+              </w:rPr>
+              <w:t xml:space="preserve">____________________________</w:t>
+            </w:r>
+          </w:p>
+          <w:p>
+            <w:pPr>
+              <w:spacing w:after="50" w:before="0"/>
+            </w:pPr>
+            <w:r>
+              <w:rPr>
+                <w:color w:val="BBBBBB"/>
+                <w:sz w:val="18"/>
+                <w:szCs w:val="18"/>
+              </w:rPr>
+              <w:t xml:space="preserve">____________________________</w:t>
+            </w:r>
+          </w:p>
+        </w:tc>
+        <w:tc>
+          <w:tcPr>
+            <w:tcW w:type="dxa" w:w="3000"/>
+            <w:shd w:fill="FBF3E2" w:color="auto" w:val="clear"/>
+            <w:tcMar>
+              <w:top w:type="dxa" w:w="80"/>
+              <w:left w:type="dxa" w:w="100"/>
+              <w:bottom w:type="dxa" w:w="80"/>
+              <w:right w:type="dxa" w:w="100"/>
+            </w:tcMar>
+            <w:vAlign w:val="top"/>
+          </w:tcPr>
+          <w:p>
+            <w:pPr>
+              <w:spacing w:after="30" w:before="0"/>
+            </w:pPr>
+            <w:r>
+              <w:rPr>
+                <w:b/>
+                <w:bCs/>
+                <w:color w:val="0F2B3C"/>
+                <w:sz w:val="18"/>
+                <w:szCs w:val="18"/>
+              </w:rPr>
+              <w:t xml:space="preserve">Because... ________________</w:t>
+            </w:r>
+          </w:p>
+          <w:p>
+            <w:pPr>
+              <w:spacing w:after="50" w:before="0"/>
+            </w:pPr>
+            <w:r>
+              <w:rPr>
+                <w:color w:val="BBBBBB"/>
+                <w:sz w:val="18"/>
+                <w:szCs w:val="18"/>
+              </w:rPr>
+              <w:t xml:space="preserve">____________________________</w:t>
+            </w:r>
+          </w:p>
+          <w:p>
+            <w:pPr>
+              <w:spacing w:after="30" w:before="40"/>
+            </w:pPr>
+            <w:r>
+              <w:rPr>
+                <w:b/>
+                <w:bCs/>
+                <w:color w:val="1A6FB5"/>
+                <w:sz w:val="18"/>
+                <w:szCs w:val="18"/>
+              </w:rPr>
+              <w:t xml:space="preserve">Although... _______________</w:t>
+            </w:r>
+          </w:p>
+          <w:p>
+            <w:pPr>
+              <w:spacing w:after="50" w:before="0"/>
+            </w:pPr>
+            <w:r>
+              <w:rPr>
+                <w:color w:val="BBBBBB"/>
+                <w:sz w:val="18"/>
+                <w:szCs w:val="18"/>
+              </w:rPr>
+              <w:t xml:space="preserve">____________________________</w:t>
+            </w:r>
+          </w:p>
+          <w:p>
+            <w:pPr>
+              <w:spacing w:after="30" w:before="40"/>
+            </w:pPr>
+            <w:r>
+              <w:rPr>
+                <w:b/>
+                <w:bCs/>
+                <w:color w:val="7A5400"/>
+                <w:sz w:val="18"/>
+                <w:szCs w:val="18"/>
+              </w:rPr>
+              <w:t xml:space="preserve">Therefore... ______________</w:t>
+            </w:r>
+          </w:p>
+          <w:p>
+            <w:pPr>
+              <w:spacing w:after="50" w:before="0"/>
+            </w:pPr>
+            <w:r>
+              <w:rPr>
+                <w:color w:val="BBBBBB"/>
+                <w:sz w:val="18"/>
+                <w:szCs w:val="18"/>
+              </w:rPr>
+              <w:t xml:space="preserve">____________________________</w:t>
+            </w:r>
+          </w:p>
+        </w:tc>
+      </w:tr>
+    </w:tbl>
+    <w:p>
+      <w:pPr>
+        <w:spacing w:after="60" w:before="0"/>
+      </w:pPr>
+      <w:r>
+        <w:t xml:space="preserve"/>
+      </w:r>
+    </w:p>
+    <w:tbl>
+      <w:tblPr>
+        <w:tblW w:type="dxa" w:w="9360"/>
+        <w:tblBorders>
+          <w:top w:val="single" w:color="C7D2DD" w:sz="6"/>
+          <w:left w:val="single" w:color="C7D2DD" w:sz="6"/>
+          <w:bottom w:val="single" w:color="C7D2DD" w:sz="6"/>
+          <w:right w:val="single" w:color="C7D2DD" w:sz="6"/>
+          <w:insideH w:val="single" w:color="C7D2DD" w:sz="6"/>
+          <w:insideV w:val="single" w:color="C7D2DD" w:sz="6"/>
+        </w:tblBorders>
+      </w:tblPr>
+      <w:tblGrid>
+        <w:gridCol w:w="2800"/>
+        <w:gridCol w:w="3560"/>
+        <w:gridCol w:w="3000"/>
+      </w:tblGrid>
+      <w:tr>
+        <w:trPr>
+          <w:cantSplit/>
+          <w:tblHeader/>
+        </w:trPr>
+        <w:tc>
+          <w:tcPr>
+            <w:tcW w:type="dxa" w:w="2800"/>
+            <w:shd w:fill="EEF4F8" w:color="auto" w:val="clear"/>
+            <w:tcMar>
+              <w:top w:type="dxa" w:w="60"/>
+              <w:left w:type="dxa" w:w="100"/>
+              <w:bottom w:type="dxa" w:w="60"/>
+              <w:right w:type="dxa" w:w="100"/>
+            </w:tcMar>
+          </w:tcPr>
+          <w:p>
+            <w:pPr>
+              <w:spacing w:after="0" w:before="0"/>
+            </w:pPr>
+            <w:r>
+              <w:rPr>
+                <w:b/>
+                <w:bCs/>
+                <w:color w:val="0F2B3C"/>
+                <w:sz w:val="16"/>
+                <w:szCs w:val="16"/>
+              </w:rPr>
+              <w:t xml:space="preserve">CORE PROBLEM / GIVEN REPRESENTATION</w:t>
+            </w:r>
+          </w:p>
+        </w:tc>
+        <w:tc>
+          <w:tcPr>
+            <w:tcW w:type="dxa" w:w="3560"/>
+            <w:shd w:fill="EEF4F8" w:color="auto" w:val="clear"/>
+            <w:tcMar>
+              <w:top w:type="dxa" w:w="60"/>
+              <w:left w:type="dxa" w:w="100"/>
+              <w:bottom w:type="dxa" w:w="60"/>
+              <w:right w:type="dxa" w:w="100"/>
+            </w:tcMar>
+          </w:tcPr>
+          <w:p>
+            <w:pPr>
+              <w:spacing w:after="0" w:before="0"/>
+            </w:pPr>
+            <w:r>
+              <w:rPr>
+                <w:b/>
+                <w:bCs/>
+                <w:color w:val="0F2B3C"/>
+                <w:sz w:val="16"/>
+                <w:szCs w:val="16"/>
+              </w:rPr>
+              <w:t xml:space="preserve">WORKING SPACE / CALCULATION STEPS</w:t>
+            </w:r>
+          </w:p>
+        </w:tc>
+        <w:tc>
+          <w:tcPr>
+            <w:tcW w:type="dxa" w:w="3000"/>
+            <w:shd w:fill="FBF3E2" w:color="auto" w:val="clear"/>
+            <w:tcMar>
+              <w:top w:type="dxa" w:w="60"/>
+              <w:left w:type="dxa" w:w="100"/>
+              <w:bottom w:type="dxa" w:w="60"/>
+              <w:right w:type="dxa" w:w="100"/>
+            </w:tcMar>
+          </w:tcPr>
+          <w:p>
+            <w:pPr>
+              <w:spacing w:after="0" w:before="0"/>
+            </w:pPr>
+            <w:r>
+              <w:rPr>
+                <w:b/>
+                <w:bCs/>
+                <w:color w:val="7A5400"/>
+                <w:sz w:val="16"/>
+                <w:szCs w:val="16"/>
+              </w:rPr>
+              <w:t xml:space="preserve">EXPLAIN YOUR REASONING</w:t>
+            </w:r>
+          </w:p>
+        </w:tc>
+      </w:tr>
+      <w:tr>
+        <w:trPr>
+          <w:cantSplit/>
+        </w:trPr>
+        <w:tc>
+          <w:tcPr>
+            <w:tcW w:type="dxa" w:w="2800"/>
+            <w:tcMar>
+              <w:top w:type="dxa" w:w="80"/>
+              <w:left w:type="dxa" w:w="100"/>
+              <w:bottom w:type="dxa" w:w="80"/>
+              <w:right w:type="dxa" w:w="100"/>
+            </w:tcMar>
+            <w:vAlign w:val="top"/>
+          </w:tcPr>
+          <w:p>
+            <w:pPr>
+              <w:spacing w:after="40" w:before="0"/>
+            </w:pPr>
+            <w:r>
+              <w:rPr>
+                <w:b/>
+                <w:bCs/>
+                <w:color w:val="0F2B3C"/>
+                <w:sz w:val="20"/>
+                <w:szCs w:val="20"/>
+              </w:rPr>
+              <w:t xml:space="preserve">3.  How many faces (rectangles) does a box (rectangular prism) have?</w:t>
+            </w:r>
+          </w:p>
+          <w:p>
+            <w:pPr>
+              <w:spacing w:after="0" w:before="0"/>
+            </w:pPr>
+            <w:r>
+              <w:rPr>
+                <w:color w:val="5E6E7E"/>
+                <w:sz w:val="18"/>
+                <w:szCs w:val="18"/>
+              </w:rPr>
+              <w:t xml:space="preserve">Choices: 4   /   6   /   8   /   12</w:t>
+            </w:r>
+          </w:p>
+        </w:tc>
+        <w:tc>
+          <w:tcPr>
+            <w:tcW w:type="dxa" w:w="3560"/>
+            <w:tcMar>
+              <w:top w:type="dxa" w:w="80"/>
+              <w:left w:type="dxa" w:w="100"/>
+              <w:bottom w:type="dxa" w:w="80"/>
+              <w:right w:type="dxa" w:w="100"/>
+            </w:tcMar>
+            <w:vAlign w:val="top"/>
+          </w:tcPr>
+          <w:p>
+            <w:pPr>
+              <w:spacing w:after="50" w:before="0"/>
+            </w:pPr>
+            <w:r>
+              <w:rPr>
+                <w:color w:val="BBBBBB"/>
+                <w:sz w:val="18"/>
+                <w:szCs w:val="18"/>
+              </w:rPr>
+              <w:t xml:space="preserve">____________________________</w:t>
+            </w:r>
+          </w:p>
+          <w:p>
+            <w:pPr>
+              <w:spacing w:after="50" w:before="0"/>
+            </w:pPr>
+            <w:r>
+              <w:rPr>
+                <w:color w:val="BBBBBB"/>
+                <w:sz w:val="18"/>
+                <w:szCs w:val="18"/>
+              </w:rPr>
+              <w:t xml:space="preserve">____________________________</w:t>
+            </w:r>
+          </w:p>
+          <w:p>
+            <w:pPr>
+              <w:spacing w:after="50" w:before="0"/>
+            </w:pPr>
+            <w:r>
+              <w:rPr>
+                <w:color w:val="BBBBBB"/>
+                <w:sz w:val="18"/>
+                <w:szCs w:val="18"/>
+              </w:rPr>
+              <w:t xml:space="preserve">____________________________</w:t>
+            </w:r>
+          </w:p>
+          <w:p>
+            <w:pPr>
+              <w:spacing w:after="50" w:before="0"/>
+            </w:pPr>
+            <w:r>
+              <w:rPr>
+                <w:color w:val="BBBBBB"/>
+                <w:sz w:val="18"/>
+                <w:szCs w:val="18"/>
+              </w:rPr>
+              <w:t xml:space="preserve">____________________________</w:t>
+            </w:r>
+          </w:p>
+        </w:tc>
+        <w:tc>
+          <w:tcPr>
+            <w:tcW w:type="dxa" w:w="3000"/>
+            <w:shd w:fill="FBF3E2" w:color="auto" w:val="clear"/>
+            <w:tcMar>
+              <w:top w:type="dxa" w:w="80"/>
+              <w:left w:type="dxa" w:w="100"/>
+              <w:bottom w:type="dxa" w:w="80"/>
+              <w:right w:type="dxa" w:w="100"/>
+            </w:tcMar>
+            <w:vAlign w:val="top"/>
+          </w:tcPr>
+          <w:p>
+            <w:pPr>
+              <w:spacing w:after="30" w:before="0"/>
+            </w:pPr>
+            <w:r>
+              <w:rPr>
+                <w:b/>
+                <w:bCs/>
+                <w:color w:val="0F2B3C"/>
+                <w:sz w:val="18"/>
+                <w:szCs w:val="18"/>
+              </w:rPr>
+              <w:t xml:space="preserve">Because... ________________</w:t>
+            </w:r>
+          </w:p>
+          <w:p>
+            <w:pPr>
+              <w:spacing w:after="50" w:before="0"/>
+            </w:pPr>
+            <w:r>
+              <w:rPr>
+                <w:color w:val="BBBBBB"/>
+                <w:sz w:val="18"/>
+                <w:szCs w:val="18"/>
+              </w:rPr>
+              <w:t xml:space="preserve">____________________________</w:t>
+            </w:r>
+          </w:p>
+          <w:p>
+            <w:pPr>
+              <w:spacing w:after="30" w:before="40"/>
+            </w:pPr>
+            <w:r>
+              <w:rPr>
+                <w:b/>
+                <w:bCs/>
+                <w:color w:val="1A6FB5"/>
+                <w:sz w:val="18"/>
+                <w:szCs w:val="18"/>
+              </w:rPr>
+              <w:t xml:space="preserve">Although... _______________</w:t>
+            </w:r>
+          </w:p>
+          <w:p>
+            <w:pPr>
+              <w:spacing w:after="50" w:before="0"/>
+            </w:pPr>
+            <w:r>
+              <w:rPr>
+                <w:color w:val="BBBBBB"/>
+                <w:sz w:val="18"/>
+                <w:szCs w:val="18"/>
+              </w:rPr>
+              <w:t xml:space="preserve">____________________________</w:t>
+            </w:r>
+          </w:p>
+          <w:p>
+            <w:pPr>
+              <w:spacing w:after="30" w:before="40"/>
+            </w:pPr>
+            <w:r>
+              <w:rPr>
+                <w:b/>
+                <w:bCs/>
+                <w:color w:val="7A5400"/>
+                <w:sz w:val="18"/>
+                <w:szCs w:val="18"/>
+              </w:rPr>
+              <w:t xml:space="preserve">Therefore... ______________</w:t>
+            </w:r>
+          </w:p>
+          <w:p>
+            <w:pPr>
+              <w:spacing w:after="50" w:before="0"/>
+            </w:pPr>
+            <w:r>
+              <w:rPr>
+                <w:color w:val="BBBBBB"/>
+                <w:sz w:val="18"/>
+                <w:szCs w:val="18"/>
+              </w:rPr>
+              <w:t xml:space="preserve">____________________________</w:t>
+            </w:r>
+          </w:p>
+        </w:tc>
+      </w:tr>
+    </w:tbl>
+    <w:p>
+      <w:pPr>
+        <w:spacing w:after="60" w:before="0"/>
+      </w:pPr>
+      <w:r>
+        <w:t xml:space="preserve"/>
       </w:r>
     </w:p>
     <w:p>
@@ -336,50 +3286,616 @@
         <w:t xml:space="preserve">Stretch: add a full set of face areas.</w:t>
       </w:r>
     </w:p>
-    <w:p>
-      <w:pPr>
-        <w:spacing w:after="40" w:before="0"/>
-      </w:pPr>
-      <w:r>
-        <w:rPr>
-          <w:sz w:val="22"/>
-          <w:szCs w:val="22"/>
-        </w:rPr>
-        <w:t xml:space="preserve">1.  A net has faces of area 10, 10, 15, 15, 6, and 6. What is the total area?</w:t>
-      </w:r>
-    </w:p>
-    <w:p>
-      <w:pPr>
-        <w:spacing w:after="80" w:before="0"/>
-      </w:pPr>
-      <w:r>
-        <w:rPr>
-          <w:color w:val="BBBBBB"/>
-        </w:rPr>
-        <w:t xml:space="preserve">____________________________________________________</w:t>
-      </w:r>
-    </w:p>
-    <w:p>
-      <w:pPr>
-        <w:spacing w:after="40" w:before="0"/>
-      </w:pPr>
-      <w:r>
-        <w:rPr>
-          <w:sz w:val="22"/>
-          <w:szCs w:val="22"/>
-        </w:rPr>
-        <w:t xml:space="preserve">2.  Two faces are 4 × 3 each. What is their combined area? (square units)</w:t>
-      </w:r>
-    </w:p>
-    <w:p>
-      <w:pPr>
-        <w:spacing w:after="80" w:before="0"/>
-      </w:pPr>
-      <w:r>
-        <w:rPr>
-          <w:color w:val="BBBBBB"/>
-        </w:rPr>
-        <w:t xml:space="preserve">____________________________________________________</w:t>
+    <w:tbl>
+      <w:tblPr>
+        <w:tblW w:type="dxa" w:w="9360"/>
+        <w:tblBorders>
+          <w:top w:val="single" w:color="C7D2DD" w:sz="6"/>
+          <w:left w:val="single" w:color="C7D2DD" w:sz="6"/>
+          <w:bottom w:val="single" w:color="C7D2DD" w:sz="6"/>
+          <w:right w:val="single" w:color="C7D2DD" w:sz="6"/>
+          <w:insideH w:val="single" w:color="C7D2DD" w:sz="6"/>
+          <w:insideV w:val="single" w:color="C7D2DD" w:sz="6"/>
+        </w:tblBorders>
+      </w:tblPr>
+      <w:tblGrid>
+        <w:gridCol w:w="2800"/>
+        <w:gridCol w:w="3560"/>
+        <w:gridCol w:w="3000"/>
+      </w:tblGrid>
+      <w:tr>
+        <w:trPr>
+          <w:cantSplit/>
+          <w:tblHeader/>
+        </w:trPr>
+        <w:tc>
+          <w:tcPr>
+            <w:tcW w:type="dxa" w:w="2800"/>
+            <w:shd w:fill="EEF4F8" w:color="auto" w:val="clear"/>
+            <w:tcMar>
+              <w:top w:type="dxa" w:w="60"/>
+              <w:left w:type="dxa" w:w="100"/>
+              <w:bottom w:type="dxa" w:w="60"/>
+              <w:right w:type="dxa" w:w="100"/>
+            </w:tcMar>
+          </w:tcPr>
+          <w:p>
+            <w:pPr>
+              <w:spacing w:after="0" w:before="0"/>
+            </w:pPr>
+            <w:r>
+              <w:rPr>
+                <w:b/>
+                <w:bCs/>
+                <w:color w:val="0F2B3C"/>
+                <w:sz w:val="16"/>
+                <w:szCs w:val="16"/>
+              </w:rPr>
+              <w:t xml:space="preserve">CORE PROBLEM / GIVEN REPRESENTATION</w:t>
+            </w:r>
+          </w:p>
+        </w:tc>
+        <w:tc>
+          <w:tcPr>
+            <w:tcW w:type="dxa" w:w="3560"/>
+            <w:shd w:fill="EEF4F8" w:color="auto" w:val="clear"/>
+            <w:tcMar>
+              <w:top w:type="dxa" w:w="60"/>
+              <w:left w:type="dxa" w:w="100"/>
+              <w:bottom w:type="dxa" w:w="60"/>
+              <w:right w:type="dxa" w:w="100"/>
+            </w:tcMar>
+          </w:tcPr>
+          <w:p>
+            <w:pPr>
+              <w:spacing w:after="0" w:before="0"/>
+            </w:pPr>
+            <w:r>
+              <w:rPr>
+                <w:b/>
+                <w:bCs/>
+                <w:color w:val="0F2B3C"/>
+                <w:sz w:val="16"/>
+                <w:szCs w:val="16"/>
+              </w:rPr>
+              <w:t xml:space="preserve">WORKING SPACE / CALCULATION STEPS</w:t>
+            </w:r>
+          </w:p>
+        </w:tc>
+        <w:tc>
+          <w:tcPr>
+            <w:tcW w:type="dxa" w:w="3000"/>
+            <w:shd w:fill="FBF3E2" w:color="auto" w:val="clear"/>
+            <w:tcMar>
+              <w:top w:type="dxa" w:w="60"/>
+              <w:left w:type="dxa" w:w="100"/>
+              <w:bottom w:type="dxa" w:w="60"/>
+              <w:right w:type="dxa" w:w="100"/>
+            </w:tcMar>
+          </w:tcPr>
+          <w:p>
+            <w:pPr>
+              <w:spacing w:after="0" w:before="0"/>
+            </w:pPr>
+            <w:r>
+              <w:rPr>
+                <w:b/>
+                <w:bCs/>
+                <w:color w:val="7A5400"/>
+                <w:sz w:val="16"/>
+                <w:szCs w:val="16"/>
+              </w:rPr>
+              <w:t xml:space="preserve">EXPLAIN YOUR REASONING</w:t>
+            </w:r>
+          </w:p>
+        </w:tc>
+      </w:tr>
+      <w:tr>
+        <w:trPr>
+          <w:cantSplit/>
+        </w:trPr>
+        <w:tc>
+          <w:tcPr>
+            <w:tcW w:type="dxa" w:w="2800"/>
+            <w:tcMar>
+              <w:top w:type="dxa" w:w="80"/>
+              <w:left w:type="dxa" w:w="100"/>
+              <w:bottom w:type="dxa" w:w="80"/>
+              <w:right w:type="dxa" w:w="100"/>
+            </w:tcMar>
+            <w:vAlign w:val="top"/>
+          </w:tcPr>
+          <w:p>
+            <w:pPr>
+              <w:spacing w:after="40" w:before="0"/>
+            </w:pPr>
+            <w:r>
+              <w:rPr>
+                <w:b/>
+                <w:bCs/>
+                <w:color w:val="0F2B3C"/>
+                <w:sz w:val="20"/>
+                <w:szCs w:val="20"/>
+              </w:rPr>
+              <w:t xml:space="preserve">1.  A net has faces of area 10, 10, 15, 15, 6, and 6. What is the total area?</w:t>
+            </w:r>
+          </w:p>
+        </w:tc>
+        <w:tc>
+          <w:tcPr>
+            <w:tcW w:type="dxa" w:w="3560"/>
+            <w:tcMar>
+              <w:top w:type="dxa" w:w="80"/>
+              <w:left w:type="dxa" w:w="100"/>
+              <w:bottom w:type="dxa" w:w="80"/>
+              <w:right w:type="dxa" w:w="100"/>
+            </w:tcMar>
+            <w:vAlign w:val="top"/>
+          </w:tcPr>
+          <w:p>
+            <w:pPr>
+              <w:spacing w:after="50" w:before="0"/>
+            </w:pPr>
+            <w:r>
+              <w:rPr>
+                <w:color w:val="BBBBBB"/>
+                <w:sz w:val="18"/>
+                <w:szCs w:val="18"/>
+              </w:rPr>
+              <w:t xml:space="preserve">____________________________</w:t>
+            </w:r>
+          </w:p>
+          <w:p>
+            <w:pPr>
+              <w:spacing w:after="50" w:before="0"/>
+            </w:pPr>
+            <w:r>
+              <w:rPr>
+                <w:color w:val="BBBBBB"/>
+                <w:sz w:val="18"/>
+                <w:szCs w:val="18"/>
+              </w:rPr>
+              <w:t xml:space="preserve">____________________________</w:t>
+            </w:r>
+          </w:p>
+          <w:p>
+            <w:pPr>
+              <w:spacing w:after="50" w:before="0"/>
+            </w:pPr>
+            <w:r>
+              <w:rPr>
+                <w:color w:val="BBBBBB"/>
+                <w:sz w:val="18"/>
+                <w:szCs w:val="18"/>
+              </w:rPr>
+              <w:t xml:space="preserve">____________________________</w:t>
+            </w:r>
+          </w:p>
+          <w:p>
+            <w:pPr>
+              <w:spacing w:after="50" w:before="0"/>
+            </w:pPr>
+            <w:r>
+              <w:rPr>
+                <w:color w:val="BBBBBB"/>
+                <w:sz w:val="18"/>
+                <w:szCs w:val="18"/>
+              </w:rPr>
+              <w:t xml:space="preserve">____________________________</w:t>
+            </w:r>
+          </w:p>
+        </w:tc>
+        <w:tc>
+          <w:tcPr>
+            <w:tcW w:type="dxa" w:w="3000"/>
+            <w:shd w:fill="FBF3E2" w:color="auto" w:val="clear"/>
+            <w:tcMar>
+              <w:top w:type="dxa" w:w="80"/>
+              <w:left w:type="dxa" w:w="100"/>
+              <w:bottom w:type="dxa" w:w="80"/>
+              <w:right w:type="dxa" w:w="100"/>
+            </w:tcMar>
+            <w:vAlign w:val="top"/>
+          </w:tcPr>
+          <w:p>
+            <w:pPr>
+              <w:spacing w:after="30" w:before="0"/>
+            </w:pPr>
+            <w:r>
+              <w:rPr>
+                <w:b/>
+                <w:bCs/>
+                <w:color w:val="0F2B3C"/>
+                <w:sz w:val="18"/>
+                <w:szCs w:val="18"/>
+              </w:rPr>
+              <w:t xml:space="preserve">Because... ________________</w:t>
+            </w:r>
+          </w:p>
+          <w:p>
+            <w:pPr>
+              <w:spacing w:after="50" w:before="0"/>
+            </w:pPr>
+            <w:r>
+              <w:rPr>
+                <w:color w:val="BBBBBB"/>
+                <w:sz w:val="18"/>
+                <w:szCs w:val="18"/>
+              </w:rPr>
+              <w:t xml:space="preserve">____________________________</w:t>
+            </w:r>
+          </w:p>
+          <w:p>
+            <w:pPr>
+              <w:spacing w:after="30" w:before="40"/>
+            </w:pPr>
+            <w:r>
+              <w:rPr>
+                <w:b/>
+                <w:bCs/>
+                <w:color w:val="1A6FB5"/>
+                <w:sz w:val="18"/>
+                <w:szCs w:val="18"/>
+              </w:rPr>
+              <w:t xml:space="preserve">Although... _______________</w:t>
+            </w:r>
+          </w:p>
+          <w:p>
+            <w:pPr>
+              <w:spacing w:after="50" w:before="0"/>
+            </w:pPr>
+            <w:r>
+              <w:rPr>
+                <w:color w:val="BBBBBB"/>
+                <w:sz w:val="18"/>
+                <w:szCs w:val="18"/>
+              </w:rPr>
+              <w:t xml:space="preserve">____________________________</w:t>
+            </w:r>
+          </w:p>
+          <w:p>
+            <w:pPr>
+              <w:spacing w:after="30" w:before="40"/>
+            </w:pPr>
+            <w:r>
+              <w:rPr>
+                <w:b/>
+                <w:bCs/>
+                <w:color w:val="7A5400"/>
+                <w:sz w:val="18"/>
+                <w:szCs w:val="18"/>
+              </w:rPr>
+              <w:t xml:space="preserve">Therefore... ______________</w:t>
+            </w:r>
+          </w:p>
+          <w:p>
+            <w:pPr>
+              <w:spacing w:after="50" w:before="0"/>
+            </w:pPr>
+            <w:r>
+              <w:rPr>
+                <w:color w:val="BBBBBB"/>
+                <w:sz w:val="18"/>
+                <w:szCs w:val="18"/>
+              </w:rPr>
+              <w:t xml:space="preserve">____________________________</w:t>
+            </w:r>
+          </w:p>
+        </w:tc>
+      </w:tr>
+    </w:tbl>
+    <w:p>
+      <w:pPr>
+        <w:spacing w:after="60" w:before="0"/>
+      </w:pPr>
+      <w:r>
+        <w:t xml:space="preserve"/>
+      </w:r>
+    </w:p>
+    <w:tbl>
+      <w:tblPr>
+        <w:tblW w:type="dxa" w:w="9360"/>
+        <w:tblBorders>
+          <w:top w:val="single" w:color="C7D2DD" w:sz="6"/>
+          <w:left w:val="single" w:color="C7D2DD" w:sz="6"/>
+          <w:bottom w:val="single" w:color="C7D2DD" w:sz="6"/>
+          <w:right w:val="single" w:color="C7D2DD" w:sz="6"/>
+          <w:insideH w:val="single" w:color="C7D2DD" w:sz="6"/>
+          <w:insideV w:val="single" w:color="C7D2DD" w:sz="6"/>
+        </w:tblBorders>
+      </w:tblPr>
+      <w:tblGrid>
+        <w:gridCol w:w="2800"/>
+        <w:gridCol w:w="3560"/>
+        <w:gridCol w:w="3000"/>
+      </w:tblGrid>
+      <w:tr>
+        <w:trPr>
+          <w:cantSplit/>
+          <w:tblHeader/>
+        </w:trPr>
+        <w:tc>
+          <w:tcPr>
+            <w:tcW w:type="dxa" w:w="2800"/>
+            <w:shd w:fill="EEF4F8" w:color="auto" w:val="clear"/>
+            <w:tcMar>
+              <w:top w:type="dxa" w:w="60"/>
+              <w:left w:type="dxa" w:w="100"/>
+              <w:bottom w:type="dxa" w:w="60"/>
+              <w:right w:type="dxa" w:w="100"/>
+            </w:tcMar>
+          </w:tcPr>
+          <w:p>
+            <w:pPr>
+              <w:spacing w:after="0" w:before="0"/>
+            </w:pPr>
+            <w:r>
+              <w:rPr>
+                <w:b/>
+                <w:bCs/>
+                <w:color w:val="0F2B3C"/>
+                <w:sz w:val="16"/>
+                <w:szCs w:val="16"/>
+              </w:rPr>
+              <w:t xml:space="preserve">CORE PROBLEM / GIVEN REPRESENTATION</w:t>
+            </w:r>
+          </w:p>
+        </w:tc>
+        <w:tc>
+          <w:tcPr>
+            <w:tcW w:type="dxa" w:w="3560"/>
+            <w:shd w:fill="EEF4F8" w:color="auto" w:val="clear"/>
+            <w:tcMar>
+              <w:top w:type="dxa" w:w="60"/>
+              <w:left w:type="dxa" w:w="100"/>
+              <w:bottom w:type="dxa" w:w="60"/>
+              <w:right w:type="dxa" w:w="100"/>
+            </w:tcMar>
+          </w:tcPr>
+          <w:p>
+            <w:pPr>
+              <w:spacing w:after="0" w:before="0"/>
+            </w:pPr>
+            <w:r>
+              <w:rPr>
+                <w:b/>
+                <w:bCs/>
+                <w:color w:val="0F2B3C"/>
+                <w:sz w:val="16"/>
+                <w:szCs w:val="16"/>
+              </w:rPr>
+              <w:t xml:space="preserve">WORKING SPACE / CALCULATION STEPS</w:t>
+            </w:r>
+          </w:p>
+        </w:tc>
+        <w:tc>
+          <w:tcPr>
+            <w:tcW w:type="dxa" w:w="3000"/>
+            <w:shd w:fill="FBF3E2" w:color="auto" w:val="clear"/>
+            <w:tcMar>
+              <w:top w:type="dxa" w:w="60"/>
+              <w:left w:type="dxa" w:w="100"/>
+              <w:bottom w:type="dxa" w:w="60"/>
+              <w:right w:type="dxa" w:w="100"/>
+            </w:tcMar>
+          </w:tcPr>
+          <w:p>
+            <w:pPr>
+              <w:spacing w:after="0" w:before="0"/>
+            </w:pPr>
+            <w:r>
+              <w:rPr>
+                <w:b/>
+                <w:bCs/>
+                <w:color w:val="7A5400"/>
+                <w:sz w:val="16"/>
+                <w:szCs w:val="16"/>
+              </w:rPr>
+              <w:t xml:space="preserve">EXPLAIN YOUR REASONING</w:t>
+            </w:r>
+          </w:p>
+        </w:tc>
+      </w:tr>
+      <w:tr>
+        <w:trPr>
+          <w:cantSplit/>
+        </w:trPr>
+        <w:tc>
+          <w:tcPr>
+            <w:tcW w:type="dxa" w:w="2800"/>
+            <w:tcMar>
+              <w:top w:type="dxa" w:w="80"/>
+              <w:left w:type="dxa" w:w="100"/>
+              <w:bottom w:type="dxa" w:w="80"/>
+              <w:right w:type="dxa" w:w="100"/>
+            </w:tcMar>
+            <w:vAlign w:val="top"/>
+          </w:tcPr>
+          <w:p>
+            <w:pPr>
+              <w:spacing w:after="40" w:before="0"/>
+            </w:pPr>
+            <w:r>
+              <w:rPr>
+                <w:b/>
+                <w:bCs/>
+                <w:color w:val="0F2B3C"/>
+                <w:sz w:val="20"/>
+                <w:szCs w:val="20"/>
+              </w:rPr>
+              <w:t xml:space="preserve">2.  Two faces are 4 × 3 each. What is their combined area? (square units)</w:t>
+            </w:r>
+          </w:p>
+        </w:tc>
+        <w:tc>
+          <w:tcPr>
+            <w:tcW w:type="dxa" w:w="3560"/>
+            <w:tcMar>
+              <w:top w:type="dxa" w:w="80"/>
+              <w:left w:type="dxa" w:w="100"/>
+              <w:bottom w:type="dxa" w:w="80"/>
+              <w:right w:type="dxa" w:w="100"/>
+            </w:tcMar>
+            <w:vAlign w:val="top"/>
+          </w:tcPr>
+          <w:p>
+            <w:pPr>
+              <w:spacing w:after="50" w:before="0"/>
+            </w:pPr>
+            <w:r>
+              <w:rPr>
+                <w:color w:val="BBBBBB"/>
+                <w:sz w:val="18"/>
+                <w:szCs w:val="18"/>
+              </w:rPr>
+              <w:t xml:space="preserve">____________________________</w:t>
+            </w:r>
+          </w:p>
+          <w:p>
+            <w:pPr>
+              <w:spacing w:after="50" w:before="0"/>
+            </w:pPr>
+            <w:r>
+              <w:rPr>
+                <w:color w:val="BBBBBB"/>
+                <w:sz w:val="18"/>
+                <w:szCs w:val="18"/>
+              </w:rPr>
+              <w:t xml:space="preserve">____________________________</w:t>
+            </w:r>
+          </w:p>
+          <w:p>
+            <w:pPr>
+              <w:spacing w:after="50" w:before="0"/>
+            </w:pPr>
+            <w:r>
+              <w:rPr>
+                <w:color w:val="BBBBBB"/>
+                <w:sz w:val="18"/>
+                <w:szCs w:val="18"/>
+              </w:rPr>
+              <w:t xml:space="preserve">____________________________</w:t>
+            </w:r>
+          </w:p>
+          <w:p>
+            <w:pPr>
+              <w:spacing w:after="50" w:before="0"/>
+            </w:pPr>
+            <w:r>
+              <w:rPr>
+                <w:color w:val="BBBBBB"/>
+                <w:sz w:val="18"/>
+                <w:szCs w:val="18"/>
+              </w:rPr>
+              <w:t xml:space="preserve">____________________________</w:t>
+            </w:r>
+          </w:p>
+        </w:tc>
+        <w:tc>
+          <w:tcPr>
+            <w:tcW w:type="dxa" w:w="3000"/>
+            <w:shd w:fill="FBF3E2" w:color="auto" w:val="clear"/>
+            <w:tcMar>
+              <w:top w:type="dxa" w:w="80"/>
+              <w:left w:type="dxa" w:w="100"/>
+              <w:bottom w:type="dxa" w:w="80"/>
+              <w:right w:type="dxa" w:w="100"/>
+            </w:tcMar>
+            <w:vAlign w:val="top"/>
+          </w:tcPr>
+          <w:p>
+            <w:pPr>
+              <w:spacing w:after="30" w:before="0"/>
+            </w:pPr>
+            <w:r>
+              <w:rPr>
+                <w:b/>
+                <w:bCs/>
+                <w:color w:val="0F2B3C"/>
+                <w:sz w:val="18"/>
+                <w:szCs w:val="18"/>
+              </w:rPr>
+              <w:t xml:space="preserve">Because... ________________</w:t>
+            </w:r>
+          </w:p>
+          <w:p>
+            <w:pPr>
+              <w:spacing w:after="50" w:before="0"/>
+            </w:pPr>
+            <w:r>
+              <w:rPr>
+                <w:color w:val="BBBBBB"/>
+                <w:sz w:val="18"/>
+                <w:szCs w:val="18"/>
+              </w:rPr>
+              <w:t xml:space="preserve">____________________________</w:t>
+            </w:r>
+          </w:p>
+          <w:p>
+            <w:pPr>
+              <w:spacing w:after="30" w:before="40"/>
+            </w:pPr>
+            <w:r>
+              <w:rPr>
+                <w:b/>
+                <w:bCs/>
+                <w:color w:val="1A6FB5"/>
+                <w:sz w:val="18"/>
+                <w:szCs w:val="18"/>
+              </w:rPr>
+              <w:t xml:space="preserve">Although... _______________</w:t>
+            </w:r>
+          </w:p>
+          <w:p>
+            <w:pPr>
+              <w:spacing w:after="50" w:before="0"/>
+            </w:pPr>
+            <w:r>
+              <w:rPr>
+                <w:color w:val="BBBBBB"/>
+                <w:sz w:val="18"/>
+                <w:szCs w:val="18"/>
+              </w:rPr>
+              <w:t xml:space="preserve">____________________________</w:t>
+            </w:r>
+          </w:p>
+          <w:p>
+            <w:pPr>
+              <w:spacing w:after="30" w:before="40"/>
+            </w:pPr>
+            <w:r>
+              <w:rPr>
+                <w:b/>
+                <w:bCs/>
+                <w:color w:val="7A5400"/>
+                <w:sz w:val="18"/>
+                <w:szCs w:val="18"/>
+              </w:rPr>
+              <w:t xml:space="preserve">Therefore... ______________</w:t>
+            </w:r>
+          </w:p>
+          <w:p>
+            <w:pPr>
+              <w:spacing w:after="50" w:before="0"/>
+            </w:pPr>
+            <w:r>
+              <w:rPr>
+                <w:color w:val="BBBBBB"/>
+                <w:sz w:val="18"/>
+                <w:szCs w:val="18"/>
+              </w:rPr>
+              <w:t xml:space="preserve">____________________________</w:t>
+            </w:r>
+          </w:p>
+        </w:tc>
+      </w:tr>
+    </w:tbl>
+    <w:p>
+      <w:pPr>
+        <w:spacing w:after="60" w:before="0"/>
+      </w:pPr>
+      <w:r>
+        <w:t xml:space="preserve"/>
       </w:r>
     </w:p>
     <w:p>
@@ -443,6 +3959,141 @@
         <w:t xml:space="preserve">____________________________________________________</w:t>
       </w:r>
     </w:p>
+    <w:tbl>
+      <w:tblPr>
+        <w:tblW w:type="dxa" w:w="9360"/>
+        <w:tblBorders>
+          <w:top w:val="single" w:color="C7D2DD" w:sz="6"/>
+          <w:left w:val="single" w:color="C7D2DD" w:sz="6"/>
+          <w:bottom w:val="single" w:color="C7D2DD" w:sz="6"/>
+          <w:right w:val="single" w:color="C7D2DD" w:sz="6"/>
+          <w:insideH w:val="single" w:color="C7D2DD" w:sz="6"/>
+          <w:insideV w:val="single" w:color="C7D2DD" w:sz="6"/>
+        </w:tblBorders>
+      </w:tblPr>
+      <w:tblGrid>
+        <w:gridCol w:w="3120"/>
+        <w:gridCol w:w="3120"/>
+        <w:gridCol w:w="3120"/>
+      </w:tblGrid>
+      <w:tr>
+        <w:trPr>
+          <w:cantSplit/>
+          <w:tblHeader/>
+        </w:trPr>
+        <w:tc>
+          <w:tcPr>
+            <w:tcW w:type="dxa" w:w="9360"/>
+            <w:gridSpan w:val="3"/>
+            <w:shd w:fill="EEF4F8" w:color="auto" w:val="clear"/>
+            <w:tcMar>
+              <w:top w:type="dxa" w:w="60"/>
+              <w:left w:type="dxa" w:w="100"/>
+              <w:bottom w:type="dxa" w:w="60"/>
+              <w:right w:type="dxa" w:w="100"/>
+            </w:tcMar>
+          </w:tcPr>
+          <w:p>
+            <w:pPr>
+              <w:spacing w:after="0" w:before="0"/>
+            </w:pPr>
+            <w:r>
+              <w:rPr>
+                <w:b/>
+                <w:bCs/>
+                <w:color w:val="0F2B3C"/>
+                <w:sz w:val="18"/>
+                <w:szCs w:val="18"/>
+              </w:rPr>
+              <w:t xml:space="preserve">EXIT CHECK · 3-POINT SELF-ASSESSMENT CHECKLIST</w:t>
+            </w:r>
+          </w:p>
+        </w:tc>
+      </w:tr>
+      <w:tr>
+        <w:trPr>
+          <w:cantSplit/>
+        </w:trPr>
+        <w:tc>
+          <w:tcPr>
+            <w:tcW w:type="dxa" w:w="3120"/>
+            <w:tcMar>
+              <w:top w:type="dxa" w:w="80"/>
+              <w:left w:type="dxa" w:w="100"/>
+              <w:bottom w:type="dxa" w:w="80"/>
+              <w:right w:type="dxa" w:w="100"/>
+            </w:tcMar>
+          </w:tcPr>
+          <w:p>
+            <w:pPr>
+              <w:spacing w:after="0" w:before="0"/>
+            </w:pPr>
+            <w:r>
+              <w:rPr>
+                <w:b/>
+                <w:bCs/>
+                <w:color w:val="0F2B3C"/>
+                <w:sz w:val="18"/>
+                <w:szCs w:val="18"/>
+              </w:rPr>
+              <w:t xml:space="preserve">☐ 1. Units &amp; Labels Verified</w:t>
+            </w:r>
+          </w:p>
+        </w:tc>
+        <w:tc>
+          <w:tcPr>
+            <w:tcW w:type="dxa" w:w="3120"/>
+            <w:tcMar>
+              <w:top w:type="dxa" w:w="80"/>
+              <w:left w:type="dxa" w:w="100"/>
+              <w:bottom w:type="dxa" w:w="80"/>
+              <w:right w:type="dxa" w:w="100"/>
+            </w:tcMar>
+          </w:tcPr>
+          <w:p>
+            <w:pPr>
+              <w:spacing w:after="0" w:before="0"/>
+            </w:pPr>
+            <w:r>
+              <w:rPr>
+                <w:b/>
+                <w:bCs/>
+                <w:color w:val="0F2B3C"/>
+                <w:sz w:val="18"/>
+                <w:szCs w:val="18"/>
+              </w:rPr>
+              <w:t xml:space="preserve">☐ 2. Reasoning Stated (Because / Although / Therefore)</w:t>
+            </w:r>
+          </w:p>
+        </w:tc>
+        <w:tc>
+          <w:tcPr>
+            <w:tcW w:type="dxa" w:w="3120"/>
+            <w:tcMar>
+              <w:top w:type="dxa" w:w="80"/>
+              <w:left w:type="dxa" w:w="100"/>
+              <w:bottom w:type="dxa" w:w="80"/>
+              <w:right w:type="dxa" w:w="100"/>
+            </w:tcMar>
+          </w:tcPr>
+          <w:p>
+            <w:pPr>
+              <w:spacing w:after="0" w:before="0"/>
+            </w:pPr>
+            <w:r>
+              <w:rPr>
+                <w:b/>
+                <w:bCs/>
+                <w:color w:val="0F2B3C"/>
+                <w:sz w:val="18"/>
+                <w:szCs w:val="18"/>
+              </w:rPr>
+              <w:t xml:space="preserve">☐ 3. Calculations Double-Checked</w:t>
+            </w:r>
+          </w:p>
+        </w:tc>
+      </w:tr>
+    </w:tbl>
     <w:p>
       <w:pPr>
         <w:spacing w:after="60" w:before="120"/>
